--- a/assets/pdf/Curriculum_Vitae_Oliver_Lunding_Sandqvist.docx
+++ b/assets/pdf/Curriculum_Vitae_Oliver_Lunding_Sandqvist.docx
@@ -1,6 +1,6 @@
 
 <file path=word/document.xml><?xml version="1.0" encoding="utf-8"?>
-<w:document xmlns:wpc="http://schemas.microsoft.com/office/word/2010/wordprocessingCanvas" xmlns:cx="http://schemas.microsoft.com/office/drawing/2014/chartex" xmlns:cx1="http://schemas.microsoft.com/office/drawing/2015/9/8/chartex" xmlns:cx2="http://schemas.microsoft.com/office/drawing/2015/10/21/chartex" xmlns:cx3="http://schemas.microsoft.com/office/drawing/2016/5/9/chartex" xmlns:cx4="http://schemas.microsoft.com/office/drawing/2016/5/10/chartex" xmlns:cx5="http://schemas.microsoft.com/office/drawing/2016/5/11/chartex" xmlns:cx6="http://schemas.microsoft.com/office/drawing/2016/5/12/chartex" xmlns:cx7="http://schemas.microsoft.com/office/drawing/2016/5/13/chartex" xmlns:cx8="http://schemas.microsoft.com/office/drawing/2016/5/14/chartex" xmlns:mc="http://schemas.openxmlformats.org/markup-compatibility/2006" xmlns:aink="http://schemas.microsoft.com/office/drawing/2016/ink" xmlns:am3d="http://schemas.microsoft.com/office/drawing/2017/model3d" xmlns:o="urn:schemas-microsoft-com:office:office" xmlns:oel="http://schemas.microsoft.com/office/2019/extlst" xmlns:r="http://schemas.openxmlformats.org/officeDocument/2006/relationships" xmlns:m="http://schemas.openxmlformats.org/officeDocument/2006/math" xmlns:v="urn:schemas-microsoft-com:vml" xmlns:wp14="http://schemas.microsoft.com/office/word/2010/wordprocessingDrawing" xmlns:wp="http://schemas.openxmlformats.org/drawingml/2006/wordprocessingDrawing" xmlns:w10="urn:schemas-microsoft-com:office:word" xmlns:w="http://schemas.openxmlformats.org/wordprocessingml/2006/main" xmlns:w14="http://schemas.microsoft.com/office/word/2010/wordml" xmlns:w15="http://schemas.microsoft.com/office/word/2012/wordml" xmlns:w16cex="http://schemas.microsoft.com/office/word/2018/wordml/cex" xmlns:w16cid="http://schemas.microsoft.com/office/word/2016/wordml/cid" xmlns:w16="http://schemas.microsoft.com/office/word/2018/wordml" xmlns:w16du="http://schemas.microsoft.com/office/word/2023/wordml/word16du" xmlns:w16sdtdh="http://schemas.microsoft.com/office/word/2020/wordml/sdtdatahash" xmlns:w16sdtfl="http://schemas.microsoft.com/office/word/2024/wordml/sdtformatlock" xmlns:w16se="http://schemas.microsoft.com/office/word/2015/wordml/symex" xmlns:wpg="http://schemas.microsoft.com/office/word/2010/wordprocessingGroup" xmlns:wpi="http://schemas.microsoft.com/office/word/2010/wordprocessingInk" xmlns:wne="http://schemas.microsoft.com/office/word/2006/wordml" xmlns:wps="http://schemas.microsoft.com/office/word/2010/wordprocessingShape" mc:Ignorable="w14 w15 w16se w16cid w16 w16cex w16sdtdh w16sdtfl w16du wp14">
+<w:document xmlns:wpc="http://schemas.microsoft.com/office/word/2010/wordprocessingCanvas" xmlns:cx="http://schemas.microsoft.com/office/drawing/2014/chartex" xmlns:cx1="http://schemas.microsoft.com/office/drawing/2015/9/8/chartex" xmlns:cx2="http://schemas.microsoft.com/office/drawing/2015/10/21/chartex" xmlns:cx3="http://schemas.microsoft.com/office/drawing/2016/5/9/chartex" xmlns:cx4="http://schemas.microsoft.com/office/drawing/2016/5/10/chartex" xmlns:cx5="http://schemas.microsoft.com/office/drawing/2016/5/11/chartex" xmlns:cx6="http://schemas.microsoft.com/office/drawing/2016/5/12/chartex" xmlns:cx7="http://schemas.microsoft.com/office/drawing/2016/5/13/chartex" xmlns:cx8="http://schemas.microsoft.com/office/drawing/2016/5/14/chartex" xmlns:mc="http://schemas.openxmlformats.org/markup-compatibility/2006" xmlns:aink="http://schemas.microsoft.com/office/drawing/2016/ink" xmlns:am3d="http://schemas.microsoft.com/office/drawing/2017/model3d" xmlns:o="urn:schemas-microsoft-com:office:office" xmlns:oel="http://schemas.microsoft.com/office/2019/extlst" xmlns:r="http://schemas.openxmlformats.org/officeDocument/2006/relationships" xmlns:m="http://schemas.openxmlformats.org/officeDocument/2006/math" xmlns:v="urn:schemas-microsoft-com:vml" xmlns:wp14="http://schemas.microsoft.com/office/word/2010/wordprocessingDrawing" xmlns:wp="http://schemas.openxmlformats.org/drawingml/2006/wordprocessingDrawing" xmlns:w10="urn:schemas-microsoft-com:office:word" xmlns:w="http://schemas.openxmlformats.org/wordprocessingml/2006/main" xmlns:w14="http://schemas.microsoft.com/office/word/2010/wordml" xmlns:w15="http://schemas.microsoft.com/office/word/2012/wordml" xmlns:w16cei="http://schemas.microsoft.com/office/word/2026/wordml/cei" xmlns:w16cex="http://schemas.microsoft.com/office/word/2018/wordml/cex" xmlns:w16cid="http://schemas.microsoft.com/office/word/2016/wordml/cid" xmlns:w16="http://schemas.microsoft.com/office/word/2018/wordml" xmlns:w16du="http://schemas.microsoft.com/office/word/2023/wordml/word16du" xmlns:w16sdtdh="http://schemas.microsoft.com/office/word/2020/wordml/sdtdatahash" xmlns:w16sdtfl="http://schemas.microsoft.com/office/word/2024/wordml/sdtformatlock" xmlns:w16se="http://schemas.microsoft.com/office/word/2015/wordml/symex" xmlns:wpg="http://schemas.microsoft.com/office/word/2010/wordprocessingGroup" xmlns:wpi="http://schemas.microsoft.com/office/word/2010/wordprocessingInk" xmlns:wne="http://schemas.microsoft.com/office/word/2006/wordml" xmlns:wps="http://schemas.microsoft.com/office/word/2010/wordprocessingShape" mc:Ignorable="w14 w15 w16se w16cid w16 w16cex w16sdtdh w16sdtfl w16du wp14">
   <w:body>
     <w:p>
       <w:pPr>
@@ -87,7 +87,7 @@
         <w:t>(</w:t>
       </w:r>
       <w:r>
-        <w:t>December</w:t>
+        <w:t>August</w:t>
       </w:r>
       <w:r>
         <w:rPr>
@@ -105,7 +105,7 @@
         <w:rPr>
           <w:spacing w:val="-2"/>
         </w:rPr>
-        <w:t>5</w:t>
+        <w:t>6</w:t>
       </w:r>
       <w:r>
         <w:rPr>
@@ -128,13 +128,16 @@
         <w:t xml:space="preserve"> </w:t>
       </w:r>
       <w:r>
-        <w:t>0000-0002-0340-</w:t>
-      </w:r>
-      <w:r>
-        <w:rPr>
-          <w:spacing w:val="-4"/>
-        </w:rPr>
-        <w:t>548X</w:t>
+        <w:rPr>
+          <w:spacing w:val="-9"/>
+        </w:rPr>
+        <w:t>https://orcid.org/0000-0002-0340-548X</w:t>
+      </w:r>
+      <w:r>
+        <w:rPr>
+          <w:spacing w:val="-9"/>
+        </w:rPr>
+        <w:t xml:space="preserve"> </w:t>
       </w:r>
     </w:p>
     <w:p>
@@ -217,7 +220,18 @@
         <w:tab/>
       </w:r>
       <w:r>
-        <w:t xml:space="preserve">Halls Alle 12, </w:t>
+        <w:t xml:space="preserve">Halls </w:t>
+      </w:r>
+      <w:proofErr w:type="spellStart"/>
+      <w:r>
+        <w:t>All</w:t>
+      </w:r>
+      <w:r>
+        <w:t>é</w:t>
+      </w:r>
+      <w:proofErr w:type="spellEnd"/>
+      <w:r>
+        <w:t xml:space="preserve"> 12, </w:t>
       </w:r>
       <w:r>
         <w:t>Frederiksberg C</w:t>
@@ -251,24 +265,17 @@
         </w:tabs>
         <w:spacing w:line="277" w:lineRule="exact"/>
         <w:ind w:left="140"/>
-        <w:rPr>
-          <w:lang w:val="da-DK"/>
-        </w:rPr>
       </w:pPr>
-      <w:proofErr w:type="spellStart"/>
       <w:r>
         <w:rPr>
           <w:spacing w:val="-2"/>
           <w:position w:val="1"/>
-          <w:lang w:val="da-DK"/>
         </w:rPr>
         <w:t>Email</w:t>
       </w:r>
-      <w:proofErr w:type="spellEnd"/>
       <w:r>
         <w:rPr>
           <w:position w:val="1"/>
-          <w:lang w:val="da-DK"/>
         </w:rPr>
         <w:tab/>
       </w:r>
@@ -276,7 +283,6 @@
         <w:r>
           <w:rPr>
             <w:spacing w:val="-2"/>
-            <w:lang w:val="da-DK"/>
           </w:rPr>
           <w:t>oliver.sandqvist@outlook.dk</w:t>
         </w:r>
@@ -290,21 +296,14 @@
         </w:tabs>
         <w:spacing w:before="171"/>
         <w:ind w:left="140"/>
-        <w:rPr>
-          <w:lang w:val="da-DK"/>
-        </w:rPr>
       </w:pPr>
       <w:r>
         <w:rPr>
           <w:spacing w:val="-2"/>
-          <w:lang w:val="da-DK"/>
         </w:rPr>
         <w:t>LinkedIn</w:t>
       </w:r>
       <w:r>
-        <w:rPr>
-          <w:lang w:val="da-DK"/>
-        </w:rPr>
         <w:tab/>
       </w:r>
       <w:hyperlink r:id="rId5">
@@ -313,27 +312,41 @@
             <w:color w:val="0462C1"/>
             <w:spacing w:val="-2"/>
             <w:u w:val="single" w:color="0462C1"/>
-            <w:lang w:val="da-DK"/>
           </w:rPr>
-          <w:t>https://www.linkedin.com/in/oliversandqvist/</w:t>
+          <w:t>https://www.linkedin.com/in/olive</w:t>
+        </w:r>
+        <w:r>
+          <w:rPr>
+            <w:color w:val="0462C1"/>
+            <w:spacing w:val="-2"/>
+            <w:u w:val="single" w:color="0462C1"/>
+          </w:rPr>
+          <w:t>r</w:t>
+        </w:r>
+        <w:r>
+          <w:rPr>
+            <w:color w:val="0462C1"/>
+            <w:spacing w:val="-2"/>
+            <w:u w:val="single" w:color="0462C1"/>
+          </w:rPr>
+          <w:t>sandqvist/</w:t>
         </w:r>
       </w:hyperlink>
     </w:p>
     <w:p>
       <w:pPr>
         <w:pStyle w:val="Brdtekst"/>
-        <w:rPr>
-          <w:lang w:val="da-DK"/>
-        </w:rPr>
+        <w:tabs>
+          <w:tab w:val="left" w:pos="1444"/>
+        </w:tabs>
+        <w:spacing w:before="171"/>
+        <w:ind w:left="140"/>
       </w:pPr>
     </w:p>
     <w:p>
       <w:pPr>
         <w:pStyle w:val="Brdtekst"/>
         <w:spacing w:before="87"/>
-        <w:rPr>
-          <w:lang w:val="da-DK"/>
-        </w:rPr>
       </w:pPr>
     </w:p>
     <w:p>
@@ -341,6 +354,7 @@
         <w:ind w:left="140"/>
         <w:rPr>
           <w:b/>
+          <w:spacing w:val="-2"/>
         </w:rPr>
       </w:pPr>
       <w:r>
@@ -348,7 +362,7 @@
           <w:b/>
           <w:spacing w:val="-2"/>
         </w:rPr>
-        <w:t>EDUCATION</w:t>
+        <w:t>PUBLICATIONS</w:t>
       </w:r>
     </w:p>
     <w:p>
@@ -395,29 +409,54 @@
               <w:rPr>
                 <w:spacing w:val="-2"/>
               </w:rPr>
-              <w:t>2022-2025</w:t>
-            </w:r>
-          </w:p>
-          <w:p>
-            <w:pPr>
-              <w:pStyle w:val="TableParagraph"/>
-              <w:spacing w:line="245" w:lineRule="exact"/>
-              <w:rPr>
-                <w:spacing w:val="-2"/>
-              </w:rPr>
-            </w:pPr>
-            <w:r>
-              <w:rPr>
-                <w:spacing w:val="-2"/>
-              </w:rPr>
-              <w:t>2019-</w:t>
-            </w:r>
-            <w:r>
-              <w:rPr>
-                <w:spacing w:val="-2"/>
-              </w:rPr>
-              <w:t>2021</w:t>
-            </w:r>
+              <w:t>2026</w:t>
+            </w:r>
+          </w:p>
+          <w:p>
+            <w:pPr>
+              <w:pStyle w:val="TableParagraph"/>
+              <w:spacing w:line="245" w:lineRule="exact"/>
+              <w:rPr>
+                <w:spacing w:val="-2"/>
+              </w:rPr>
+            </w:pPr>
+          </w:p>
+          <w:p>
+            <w:pPr>
+              <w:pStyle w:val="TableParagraph"/>
+              <w:spacing w:line="245" w:lineRule="exact"/>
+              <w:rPr>
+                <w:spacing w:val="-2"/>
+              </w:rPr>
+            </w:pPr>
+          </w:p>
+          <w:p>
+            <w:pPr>
+              <w:pStyle w:val="TableParagraph"/>
+              <w:spacing w:line="245" w:lineRule="exact"/>
+              <w:rPr>
+                <w:spacing w:val="-2"/>
+              </w:rPr>
+            </w:pPr>
+          </w:p>
+          <w:p>
+            <w:pPr>
+              <w:pStyle w:val="TableParagraph"/>
+              <w:spacing w:line="245" w:lineRule="exact"/>
+              <w:rPr>
+                <w:spacing w:val="-2"/>
+              </w:rPr>
+            </w:pPr>
+          </w:p>
+          <w:p>
+            <w:pPr>
+              <w:pStyle w:val="TableParagraph"/>
+              <w:spacing w:line="245" w:lineRule="exact"/>
+              <w:ind w:left="0"/>
+              <w:rPr>
+                <w:spacing w:val="-2"/>
+              </w:rPr>
+            </w:pPr>
           </w:p>
         </w:tc>
         <w:tc>
@@ -439,14 +478,1471 @@
             <w:r>
               <w:rPr>
                 <w:spacing w:val="-2"/>
+                <w:lang w:val="da-DK"/>
+              </w:rPr>
+              <w:t xml:space="preserve">Furrer, C., &amp; Sandqvist, O. L. (2026). </w:t>
+            </w:r>
+            <w:r>
+              <w:rPr>
+                <w:spacing w:val="-2"/>
+              </w:rPr>
+              <w:t>Loss of earning capacity in Denmark</w:t>
+            </w:r>
+            <w:r>
+              <w:rPr>
+                <w:spacing w:val="-2"/>
+              </w:rPr>
+              <w:t xml:space="preserve"> - </w:t>
+            </w:r>
+            <w:r>
+              <w:rPr>
+                <w:spacing w:val="-2"/>
+              </w:rPr>
+              <w:t>an actuarial perspective. </w:t>
+            </w:r>
+            <w:r>
+              <w:rPr>
+                <w:i/>
+                <w:iCs/>
+                <w:spacing w:val="-2"/>
+              </w:rPr>
+              <w:t>Scandinavian Actuarial Journal</w:t>
+            </w:r>
+            <w:r>
+              <w:rPr>
+                <w:i/>
+                <w:iCs/>
+                <w:spacing w:val="-2"/>
+              </w:rPr>
+              <w:t xml:space="preserve"> </w:t>
+            </w:r>
+            <w:r>
+              <w:rPr>
+                <w:i/>
+                <w:iCs/>
+                <w:spacing w:val="-2"/>
+              </w:rPr>
+              <w:t>(online ahead of print)</w:t>
+            </w:r>
+            <w:r>
+              <w:rPr>
+                <w:spacing w:val="-2"/>
+              </w:rPr>
+              <w:t>, 1-</w:t>
+            </w:r>
+            <w:r>
+              <w:rPr>
+                <w:spacing w:val="-2"/>
+              </w:rPr>
+              <w:t>24</w:t>
+            </w:r>
+            <w:r>
+              <w:rPr>
+                <w:spacing w:val="-2"/>
+              </w:rPr>
+              <w:t>.</w:t>
+            </w:r>
+          </w:p>
+          <w:p>
+            <w:pPr>
+              <w:pStyle w:val="TableParagraph"/>
+              <w:spacing w:line="245" w:lineRule="exact"/>
+              <w:rPr>
+                <w:spacing w:val="-2"/>
+              </w:rPr>
+            </w:pPr>
+          </w:p>
+          <w:p>
+            <w:pPr>
+              <w:pStyle w:val="TableParagraph"/>
+              <w:spacing w:line="245" w:lineRule="exact"/>
+              <w:ind w:left="796"/>
+              <w:rPr>
+                <w:spacing w:val="-2"/>
+              </w:rPr>
+            </w:pPr>
+            <w:r>
+              <w:rPr>
+                <w:spacing w:val="-2"/>
+              </w:rPr>
+              <w:t xml:space="preserve">Sandqvist, O. L. (2026). A Doubly Robust Learner for Regression and Inference </w:t>
+            </w:r>
+            <w:proofErr w:type="gramStart"/>
+            <w:r>
+              <w:rPr>
+                <w:spacing w:val="-2"/>
+              </w:rPr>
+              <w:t>With</w:t>
+            </w:r>
+            <w:proofErr w:type="gramEnd"/>
+            <w:r>
+              <w:rPr>
+                <w:spacing w:val="-2"/>
+              </w:rPr>
+              <w:t xml:space="preserve"> Right‐Censored Outcomes. </w:t>
+            </w:r>
+            <w:r>
+              <w:rPr>
+                <w:i/>
+                <w:iCs/>
+                <w:spacing w:val="-2"/>
+              </w:rPr>
+              <w:t>Scandinavian Journal of Statistics</w:t>
+            </w:r>
+            <w:r>
+              <w:rPr>
+                <w:i/>
+                <w:iCs/>
+                <w:spacing w:val="-2"/>
+              </w:rPr>
+              <w:t>, 53</w:t>
+            </w:r>
+            <w:r>
+              <w:rPr>
+                <w:spacing w:val="-2"/>
+              </w:rPr>
+              <w:t>(3)</w:t>
+            </w:r>
+            <w:r>
+              <w:rPr>
+                <w:spacing w:val="-2"/>
+              </w:rPr>
+              <w:t xml:space="preserve">, </w:t>
+            </w:r>
+            <w:r>
+              <w:rPr>
+                <w:spacing w:val="-2"/>
+              </w:rPr>
+              <w:t>1176–1188</w:t>
+            </w:r>
+            <w:r>
+              <w:rPr>
+                <w:spacing w:val="-2"/>
+              </w:rPr>
+              <w:t>.</w:t>
+            </w:r>
+          </w:p>
+          <w:p>
+            <w:pPr>
+              <w:pStyle w:val="TableParagraph"/>
+              <w:spacing w:line="245" w:lineRule="exact"/>
+              <w:ind w:left="796"/>
+              <w:rPr>
+                <w:spacing w:val="-2"/>
+              </w:rPr>
+            </w:pPr>
+          </w:p>
+          <w:p>
+            <w:pPr>
+              <w:pStyle w:val="TableParagraph"/>
+              <w:spacing w:line="245" w:lineRule="exact"/>
+              <w:ind w:left="796"/>
+              <w:rPr>
+                <w:spacing w:val="-2"/>
+              </w:rPr>
+            </w:pPr>
+            <w:r>
+              <w:rPr>
+                <w:spacing w:val="-2"/>
+              </w:rPr>
+              <w:t>Sandqvist, O. L. (2026). Event history analysis with time-dependent covariates via landmarking supermodels and boosted trees. </w:t>
+            </w:r>
+            <w:proofErr w:type="spellStart"/>
+            <w:r>
+              <w:rPr>
+                <w:i/>
+                <w:iCs/>
+                <w:spacing w:val="-2"/>
+              </w:rPr>
+              <w:t>arXiv</w:t>
+            </w:r>
+            <w:proofErr w:type="spellEnd"/>
+            <w:r>
+              <w:rPr>
+                <w:i/>
+                <w:iCs/>
+                <w:spacing w:val="-2"/>
+              </w:rPr>
+              <w:t xml:space="preserve"> preprint arXiv:2601.17605</w:t>
+            </w:r>
+            <w:r>
+              <w:rPr>
+                <w:spacing w:val="-2"/>
+              </w:rPr>
+              <w:t>.</w:t>
+            </w:r>
+          </w:p>
+          <w:p>
+            <w:pPr>
+              <w:pStyle w:val="TableParagraph"/>
+              <w:spacing w:line="245" w:lineRule="exact"/>
+              <w:ind w:left="796"/>
+              <w:rPr>
+                <w:spacing w:val="-2"/>
+              </w:rPr>
+            </w:pPr>
+          </w:p>
+        </w:tc>
+      </w:tr>
+      <w:tr>
+        <w:trPr>
+          <w:trHeight w:val="461"/>
+        </w:trPr>
+        <w:tc>
+          <w:tcPr>
+            <w:tcW w:w="1865" w:type="dxa"/>
+          </w:tcPr>
+          <w:p>
+            <w:pPr>
+              <w:pStyle w:val="TableParagraph"/>
+              <w:spacing w:line="245" w:lineRule="exact"/>
+              <w:rPr>
+                <w:spacing w:val="-2"/>
+              </w:rPr>
+            </w:pPr>
+            <w:r>
+              <w:rPr>
+                <w:spacing w:val="-2"/>
+              </w:rPr>
+              <w:t>2025</w:t>
+            </w:r>
+          </w:p>
+        </w:tc>
+        <w:tc>
+          <w:tcPr>
+            <w:tcW w:w="7731" w:type="dxa"/>
+          </w:tcPr>
+          <w:p>
+            <w:pPr>
+              <w:pStyle w:val="TableParagraph"/>
+              <w:spacing w:line="245" w:lineRule="exact"/>
+              <w:ind w:left="796"/>
+              <w:rPr>
+                <w:spacing w:val="-2"/>
+              </w:rPr>
+            </w:pPr>
+            <w:r>
+              <w:rPr>
+                <w:spacing w:val="-2"/>
+                <w:lang w:val="da-DK"/>
+              </w:rPr>
+              <w:t>Buchardt, K., Furrer, C., &amp; Sandqvist, O.</w:t>
+            </w:r>
+            <w:r>
+              <w:rPr>
+                <w:spacing w:val="-2"/>
+                <w:lang w:val="da-DK"/>
+              </w:rPr>
+              <w:t xml:space="preserve"> L.</w:t>
+            </w:r>
+            <w:r>
+              <w:rPr>
+                <w:spacing w:val="-2"/>
+                <w:lang w:val="da-DK"/>
+              </w:rPr>
+              <w:t xml:space="preserve"> (2025). </w:t>
+            </w:r>
+            <w:r>
+              <w:rPr>
+                <w:spacing w:val="-2"/>
+              </w:rPr>
+              <w:t>Estimation for multistate models subject to reporting delays and incomplete event adjudication with application to disability insurance. </w:t>
+            </w:r>
+            <w:r>
+              <w:rPr>
+                <w:i/>
+                <w:iCs/>
+                <w:spacing w:val="-2"/>
+              </w:rPr>
+              <w:t>The Annals of Applied Statistics</w:t>
+            </w:r>
+            <w:r>
+              <w:rPr>
+                <w:spacing w:val="-2"/>
+              </w:rPr>
+              <w:t>, </w:t>
+            </w:r>
+            <w:r>
+              <w:rPr>
+                <w:i/>
+                <w:iCs/>
+                <w:spacing w:val="-2"/>
+              </w:rPr>
+              <w:t>19</w:t>
+            </w:r>
+            <w:r>
+              <w:rPr>
+                <w:spacing w:val="-2"/>
+              </w:rPr>
+              <w:t>(4), 2782-2802.</w:t>
+            </w:r>
+          </w:p>
+          <w:p>
+            <w:pPr>
+              <w:pStyle w:val="TableParagraph"/>
+              <w:spacing w:line="245" w:lineRule="exact"/>
+              <w:ind w:left="796"/>
+              <w:rPr>
+                <w:spacing w:val="-2"/>
+              </w:rPr>
+            </w:pPr>
+          </w:p>
+        </w:tc>
+      </w:tr>
+      <w:tr>
+        <w:trPr>
+          <w:trHeight w:val="461"/>
+        </w:trPr>
+        <w:tc>
+          <w:tcPr>
+            <w:tcW w:w="1865" w:type="dxa"/>
+          </w:tcPr>
+          <w:p>
+            <w:pPr>
+              <w:pStyle w:val="TableParagraph"/>
+              <w:spacing w:line="245" w:lineRule="exact"/>
+              <w:rPr>
+                <w:spacing w:val="-2"/>
+              </w:rPr>
+            </w:pPr>
+            <w:r>
+              <w:rPr>
+                <w:spacing w:val="-2"/>
+              </w:rPr>
+              <w:t>2023</w:t>
+            </w:r>
+          </w:p>
+        </w:tc>
+        <w:tc>
+          <w:tcPr>
+            <w:tcW w:w="7731" w:type="dxa"/>
+          </w:tcPr>
+          <w:p>
+            <w:pPr>
+              <w:pStyle w:val="TableParagraph"/>
+              <w:spacing w:line="245" w:lineRule="exact"/>
+              <w:ind w:left="796"/>
+              <w:rPr>
+                <w:spacing w:val="-2"/>
+              </w:rPr>
+            </w:pPr>
+            <w:r>
+              <w:rPr>
+                <w:spacing w:val="-2"/>
+              </w:rPr>
+              <w:t>Sandqvist, O. L. (2023). A multistate approach to disability insurance reserving with information delays. </w:t>
+            </w:r>
+            <w:proofErr w:type="spellStart"/>
+            <w:r>
+              <w:rPr>
+                <w:i/>
+                <w:iCs/>
+                <w:spacing w:val="-2"/>
+              </w:rPr>
+              <w:t>arXiv</w:t>
+            </w:r>
+            <w:proofErr w:type="spellEnd"/>
+            <w:r>
+              <w:rPr>
+                <w:i/>
+                <w:iCs/>
+                <w:spacing w:val="-2"/>
+              </w:rPr>
+              <w:t xml:space="preserve"> preprint arXiv:2312.14324</w:t>
+            </w:r>
+            <w:r>
+              <w:rPr>
+                <w:spacing w:val="-2"/>
+              </w:rPr>
+              <w:t>.</w:t>
+            </w:r>
+          </w:p>
+          <w:p>
+            <w:pPr>
+              <w:pStyle w:val="TableParagraph"/>
+              <w:spacing w:line="245" w:lineRule="exact"/>
+              <w:ind w:left="796"/>
+              <w:rPr>
+                <w:spacing w:val="-2"/>
+              </w:rPr>
+            </w:pPr>
+          </w:p>
+          <w:p>
+            <w:pPr>
+              <w:pStyle w:val="TableParagraph"/>
+              <w:spacing w:line="245" w:lineRule="exact"/>
+              <w:ind w:left="796"/>
+              <w:rPr>
+                <w:spacing w:val="-2"/>
+              </w:rPr>
+            </w:pPr>
+            <w:r>
+              <w:rPr>
+                <w:spacing w:val="-2"/>
+                <w:lang w:val="da-DK"/>
+              </w:rPr>
+              <w:t>Buchardt, K., Furrer, C., &amp; Sandqvist, O.</w:t>
+            </w:r>
+            <w:r>
+              <w:rPr>
+                <w:spacing w:val="-2"/>
+                <w:lang w:val="da-DK"/>
+              </w:rPr>
+              <w:t xml:space="preserve"> L.</w:t>
+            </w:r>
+            <w:r>
+              <w:rPr>
+                <w:spacing w:val="-2"/>
+                <w:lang w:val="da-DK"/>
+              </w:rPr>
+              <w:t xml:space="preserve"> (2023). </w:t>
+            </w:r>
+            <w:r>
+              <w:rPr>
+                <w:spacing w:val="-2"/>
+              </w:rPr>
+              <w:t>Transaction time models in multi-state life insurance. </w:t>
+            </w:r>
+            <w:r>
+              <w:rPr>
+                <w:i/>
+                <w:iCs/>
+                <w:spacing w:val="-2"/>
+              </w:rPr>
+              <w:t>Scandinavian Actuarial Journal</w:t>
+            </w:r>
+            <w:r>
+              <w:rPr>
+                <w:spacing w:val="-2"/>
+              </w:rPr>
+              <w:t>, </w:t>
+            </w:r>
+            <w:r>
+              <w:rPr>
+                <w:i/>
+                <w:iCs/>
+                <w:spacing w:val="-2"/>
+              </w:rPr>
+              <w:t>2023</w:t>
+            </w:r>
+            <w:r>
+              <w:rPr>
+                <w:spacing w:val="-2"/>
+              </w:rPr>
+              <w:t>(10), 974-999.</w:t>
+            </w:r>
+          </w:p>
+        </w:tc>
+      </w:tr>
+    </w:tbl>
+    <w:p>
+      <w:pPr>
+        <w:ind w:left="140"/>
+        <w:rPr>
+          <w:b/>
+          <w:spacing w:val="-2"/>
+        </w:rPr>
+      </w:pPr>
+    </w:p>
+    <w:p>
+      <w:pPr>
+        <w:ind w:left="140"/>
+        <w:rPr>
+          <w:b/>
+          <w:spacing w:val="-2"/>
+        </w:rPr>
+      </w:pPr>
+      <w:r>
+        <w:rPr>
+          <w:b/>
+          <w:spacing w:val="-2"/>
+        </w:rPr>
+        <w:t>TEACHING</w:t>
+      </w:r>
+    </w:p>
+    <w:p>
+      <w:pPr>
+        <w:pStyle w:val="Brdtekst"/>
+        <w:rPr>
+          <w:b/>
+          <w:sz w:val="5"/>
+        </w:rPr>
+      </w:pPr>
+    </w:p>
+    <w:tbl>
+      <w:tblPr>
+        <w:tblStyle w:val="TableNormal"/>
+        <w:tblW w:w="0" w:type="auto"/>
+        <w:tblInd w:w="149" w:type="dxa"/>
+        <w:tblLayout w:type="fixed"/>
+        <w:tblLook w:val="01E0" w:firstRow="1" w:lastRow="1" w:firstColumn="1" w:lastColumn="1" w:noHBand="0" w:noVBand="0"/>
+      </w:tblPr>
+      <w:tblGrid>
+        <w:gridCol w:w="1865"/>
+        <w:gridCol w:w="7731"/>
+      </w:tblGrid>
+      <w:tr>
+        <w:trPr>
+          <w:trHeight w:val="461"/>
+        </w:trPr>
+        <w:tc>
+          <w:tcPr>
+            <w:tcW w:w="1865" w:type="dxa"/>
+            <w:tcBorders>
+              <w:top w:val="single" w:sz="4" w:space="0" w:color="000000"/>
+            </w:tcBorders>
+          </w:tcPr>
+          <w:p>
+            <w:pPr>
+              <w:pStyle w:val="TableParagraph"/>
+              <w:spacing w:line="245" w:lineRule="exact"/>
+              <w:rPr>
+                <w:spacing w:val="-2"/>
+              </w:rPr>
+            </w:pPr>
+            <w:r>
+              <w:rPr>
+                <w:spacing w:val="-2"/>
+              </w:rPr>
+              <w:t>2025</w:t>
+            </w:r>
+          </w:p>
+          <w:p>
+            <w:pPr>
+              <w:pStyle w:val="TableParagraph"/>
+              <w:spacing w:line="245" w:lineRule="exact"/>
+              <w:ind w:left="0"/>
+              <w:rPr>
+                <w:spacing w:val="-2"/>
+              </w:rPr>
+            </w:pPr>
+          </w:p>
+        </w:tc>
+        <w:tc>
+          <w:tcPr>
+            <w:tcW w:w="7731" w:type="dxa"/>
+            <w:tcBorders>
+              <w:top w:val="single" w:sz="4" w:space="0" w:color="000000"/>
+            </w:tcBorders>
+          </w:tcPr>
+          <w:p>
+            <w:pPr>
+              <w:pStyle w:val="TableParagraph"/>
+              <w:spacing w:line="245" w:lineRule="exact"/>
+              <w:ind w:left="796"/>
+              <w:rPr>
+                <w:spacing w:val="-2"/>
+              </w:rPr>
+            </w:pPr>
+            <w:proofErr w:type="spellStart"/>
+            <w:r>
+              <w:rPr>
+                <w:i/>
+                <w:iCs/>
+                <w:spacing w:val="-2"/>
+              </w:rPr>
+              <w:t>Statistiske</w:t>
+            </w:r>
+            <w:proofErr w:type="spellEnd"/>
+            <w:r>
+              <w:rPr>
+                <w:i/>
+                <w:iCs/>
+                <w:spacing w:val="-2"/>
+              </w:rPr>
+              <w:t xml:space="preserve"> </w:t>
+            </w:r>
+            <w:proofErr w:type="spellStart"/>
+            <w:r>
+              <w:rPr>
+                <w:i/>
+                <w:iCs/>
+                <w:spacing w:val="-2"/>
+              </w:rPr>
+              <w:t>metoder</w:t>
+            </w:r>
+            <w:proofErr w:type="spellEnd"/>
+            <w:r>
+              <w:rPr>
+                <w:i/>
+                <w:iCs/>
+                <w:spacing w:val="-2"/>
+              </w:rPr>
+              <w:t xml:space="preserve"> for tab-</w:t>
+            </w:r>
+            <w:proofErr w:type="spellStart"/>
+            <w:r>
+              <w:rPr>
+                <w:i/>
+                <w:iCs/>
+                <w:spacing w:val="-2"/>
+              </w:rPr>
+              <w:t>af</w:t>
+            </w:r>
+            <w:proofErr w:type="spellEnd"/>
+            <w:r>
+              <w:rPr>
+                <w:i/>
+                <w:iCs/>
+                <w:spacing w:val="-2"/>
+              </w:rPr>
+              <w:t>-</w:t>
+            </w:r>
+            <w:proofErr w:type="spellStart"/>
+            <w:r>
+              <w:rPr>
+                <w:i/>
+                <w:iCs/>
+                <w:spacing w:val="-2"/>
+              </w:rPr>
+              <w:t>erhvervsevne</w:t>
+            </w:r>
+            <w:proofErr w:type="spellEnd"/>
+            <w:r>
+              <w:rPr>
+                <w:spacing w:val="-2"/>
+              </w:rPr>
+              <w:t>,</w:t>
+            </w:r>
+            <w:r>
+              <w:rPr>
+                <w:spacing w:val="-2"/>
+              </w:rPr>
+              <w:t xml:space="preserve"> </w:t>
+            </w:r>
+            <w:r>
+              <w:rPr>
+                <w:spacing w:val="-2"/>
+              </w:rPr>
+              <w:t>Co-teacher</w:t>
+            </w:r>
+            <w:r>
+              <w:rPr>
+                <w:spacing w:val="-2"/>
+              </w:rPr>
+              <w:t>,</w:t>
+            </w:r>
+            <w:r>
+              <w:rPr>
+                <w:spacing w:val="-2"/>
+              </w:rPr>
+              <w:t xml:space="preserve"> three-day course at the Danish Society of Actuaries</w:t>
+            </w:r>
+            <w:r>
+              <w:rPr>
+                <w:spacing w:val="-2"/>
+              </w:rPr>
+              <w:t>.</w:t>
+            </w:r>
+          </w:p>
+          <w:p>
+            <w:pPr>
+              <w:pStyle w:val="TableParagraph"/>
+              <w:spacing w:line="245" w:lineRule="exact"/>
+              <w:ind w:left="796"/>
+              <w:rPr>
+                <w:spacing w:val="-2"/>
+              </w:rPr>
+            </w:pPr>
+          </w:p>
+        </w:tc>
+      </w:tr>
+      <w:tr>
+        <w:trPr>
+          <w:trHeight w:val="461"/>
+        </w:trPr>
+        <w:tc>
+          <w:tcPr>
+            <w:tcW w:w="1865" w:type="dxa"/>
+          </w:tcPr>
+          <w:p>
+            <w:pPr>
+              <w:pStyle w:val="TableParagraph"/>
+              <w:spacing w:line="245" w:lineRule="exact"/>
+              <w:rPr>
+                <w:spacing w:val="-2"/>
+              </w:rPr>
+            </w:pPr>
+            <w:r>
+              <w:rPr>
+                <w:spacing w:val="-2"/>
+              </w:rPr>
+              <w:t>2024</w:t>
+            </w:r>
+          </w:p>
+        </w:tc>
+        <w:tc>
+          <w:tcPr>
+            <w:tcW w:w="7731" w:type="dxa"/>
+          </w:tcPr>
+          <w:p>
+            <w:pPr>
+              <w:pStyle w:val="TableParagraph"/>
+              <w:spacing w:line="245" w:lineRule="exact"/>
+              <w:ind w:left="796"/>
+              <w:rPr>
+                <w:spacing w:val="-2"/>
+              </w:rPr>
+            </w:pPr>
+            <w:r>
+              <w:rPr>
+                <w:i/>
+                <w:iCs/>
+                <w:spacing w:val="-2"/>
+              </w:rPr>
+              <w:t>Modeling and estimation for health and disability insurance</w:t>
+            </w:r>
+            <w:r>
+              <w:rPr>
+                <w:spacing w:val="-2"/>
+              </w:rPr>
+              <w:t>, Teacher, Block 3 2024.</w:t>
+            </w:r>
+          </w:p>
+          <w:p>
+            <w:pPr>
+              <w:pStyle w:val="TableParagraph"/>
+              <w:spacing w:line="245" w:lineRule="exact"/>
+              <w:ind w:left="796"/>
+              <w:rPr>
+                <w:spacing w:val="-2"/>
+              </w:rPr>
+            </w:pPr>
+          </w:p>
+        </w:tc>
+      </w:tr>
+      <w:tr>
+        <w:trPr>
+          <w:trHeight w:val="461"/>
+        </w:trPr>
+        <w:tc>
+          <w:tcPr>
+            <w:tcW w:w="1865" w:type="dxa"/>
+          </w:tcPr>
+          <w:p>
+            <w:pPr>
+              <w:pStyle w:val="TableParagraph"/>
+              <w:spacing w:line="245" w:lineRule="exact"/>
+              <w:rPr>
+                <w:spacing w:val="-2"/>
+              </w:rPr>
+            </w:pPr>
+            <w:r>
+              <w:rPr>
+                <w:spacing w:val="-2"/>
+              </w:rPr>
+              <w:t>2023</w:t>
+            </w:r>
+          </w:p>
+        </w:tc>
+        <w:tc>
+          <w:tcPr>
+            <w:tcW w:w="7731" w:type="dxa"/>
+          </w:tcPr>
+          <w:p>
+            <w:pPr>
+              <w:pStyle w:val="TableParagraph"/>
+              <w:spacing w:line="245" w:lineRule="exact"/>
+              <w:ind w:left="796"/>
+              <w:rPr>
+                <w:i/>
+                <w:iCs/>
+                <w:spacing w:val="-2"/>
+              </w:rPr>
+            </w:pPr>
+            <w:r>
+              <w:rPr>
+                <w:i/>
+                <w:iCs/>
+                <w:spacing w:val="-2"/>
+              </w:rPr>
+              <w:t xml:space="preserve">Projects in the Mathematics of Life Insurance, </w:t>
+            </w:r>
+            <w:r>
+              <w:rPr>
+                <w:spacing w:val="-2"/>
+              </w:rPr>
+              <w:t xml:space="preserve">Co-teacher, Block 4 2023 </w:t>
+            </w:r>
+            <w:r>
+              <w:rPr>
+                <w:spacing w:val="-2"/>
+              </w:rPr>
+              <w:t>(Category A).</w:t>
+            </w:r>
+          </w:p>
+        </w:tc>
+      </w:tr>
+      <w:tr>
+        <w:trPr>
+          <w:trHeight w:val="461"/>
+        </w:trPr>
+        <w:tc>
+          <w:tcPr>
+            <w:tcW w:w="1865" w:type="dxa"/>
+          </w:tcPr>
+          <w:p>
+            <w:pPr>
+              <w:pStyle w:val="TableParagraph"/>
+              <w:spacing w:line="245" w:lineRule="exact"/>
+              <w:rPr>
+                <w:spacing w:val="-2"/>
+              </w:rPr>
+            </w:pPr>
+          </w:p>
+        </w:tc>
+        <w:tc>
+          <w:tcPr>
+            <w:tcW w:w="7731" w:type="dxa"/>
+          </w:tcPr>
+          <w:p>
+            <w:pPr>
+              <w:pStyle w:val="TableParagraph"/>
+              <w:spacing w:line="245" w:lineRule="exact"/>
+              <w:ind w:left="796"/>
+              <w:rPr>
+                <w:i/>
+                <w:iCs/>
+                <w:spacing w:val="-2"/>
+              </w:rPr>
+            </w:pPr>
+          </w:p>
+        </w:tc>
+      </w:tr>
+    </w:tbl>
+    <w:p>
+      <w:pPr>
+        <w:ind w:left="140"/>
+        <w:rPr>
+          <w:b/>
+          <w:spacing w:val="-2"/>
+        </w:rPr>
+      </w:pPr>
+    </w:p>
+    <w:p>
+      <w:pPr>
+        <w:rPr>
+          <w:b/>
+          <w:spacing w:val="-2"/>
+        </w:rPr>
+      </w:pPr>
+      <w:r>
+        <w:rPr>
+          <w:b/>
+          <w:spacing w:val="-2"/>
+        </w:rPr>
+        <w:br w:type="page"/>
+      </w:r>
+    </w:p>
+    <w:p>
+      <w:pPr>
+        <w:ind w:left="140"/>
+        <w:rPr>
+          <w:b/>
+          <w:spacing w:val="-2"/>
+        </w:rPr>
+      </w:pPr>
+      <w:r>
+        <w:rPr>
+          <w:b/>
+          <w:spacing w:val="-2"/>
+        </w:rPr>
+        <w:lastRenderedPageBreak/>
+        <w:t>MASTER</w:t>
+      </w:r>
+      <w:r>
+        <w:rPr>
+          <w:b/>
+          <w:spacing w:val="-2"/>
+        </w:rPr>
+        <w:t>’S</w:t>
+      </w:r>
+      <w:r>
+        <w:rPr>
+          <w:b/>
+          <w:spacing w:val="-2"/>
+        </w:rPr>
+        <w:t xml:space="preserve"> THESIS </w:t>
+      </w:r>
+      <w:r>
+        <w:rPr>
+          <w:b/>
+          <w:spacing w:val="-2"/>
+        </w:rPr>
+        <w:t>SUPERVISION</w:t>
+      </w:r>
+    </w:p>
+    <w:p>
+      <w:pPr>
+        <w:pStyle w:val="Brdtekst"/>
+        <w:rPr>
+          <w:b/>
+          <w:sz w:val="5"/>
+        </w:rPr>
+      </w:pPr>
+    </w:p>
+    <w:tbl>
+      <w:tblPr>
+        <w:tblStyle w:val="TableNormal"/>
+        <w:tblW w:w="0" w:type="auto"/>
+        <w:tblInd w:w="149" w:type="dxa"/>
+        <w:tblLayout w:type="fixed"/>
+        <w:tblLook w:val="01E0" w:firstRow="1" w:lastRow="1" w:firstColumn="1" w:lastColumn="1" w:noHBand="0" w:noVBand="0"/>
+      </w:tblPr>
+      <w:tblGrid>
+        <w:gridCol w:w="1865"/>
+        <w:gridCol w:w="7731"/>
+      </w:tblGrid>
+      <w:tr>
+        <w:trPr>
+          <w:trHeight w:val="461"/>
+        </w:trPr>
+        <w:tc>
+          <w:tcPr>
+            <w:tcW w:w="1865" w:type="dxa"/>
+            <w:tcBorders>
+              <w:top w:val="single" w:sz="4" w:space="0" w:color="000000"/>
+            </w:tcBorders>
+          </w:tcPr>
+          <w:p>
+            <w:pPr>
+              <w:pStyle w:val="TableParagraph"/>
+              <w:spacing w:line="245" w:lineRule="exact"/>
+              <w:rPr>
+                <w:spacing w:val="-2"/>
+              </w:rPr>
+            </w:pPr>
+            <w:r>
+              <w:rPr>
+                <w:spacing w:val="-2"/>
+              </w:rPr>
+              <w:t>2026</w:t>
+            </w:r>
+          </w:p>
+          <w:p>
+            <w:pPr>
+              <w:pStyle w:val="TableParagraph"/>
+              <w:spacing w:line="245" w:lineRule="exact"/>
+              <w:rPr>
+                <w:spacing w:val="-2"/>
+              </w:rPr>
+            </w:pPr>
+          </w:p>
+          <w:p>
+            <w:pPr>
+              <w:pStyle w:val="TableParagraph"/>
+              <w:spacing w:line="245" w:lineRule="exact"/>
+              <w:ind w:left="0"/>
+              <w:rPr>
+                <w:spacing w:val="-2"/>
+              </w:rPr>
+            </w:pPr>
+          </w:p>
+        </w:tc>
+        <w:tc>
+          <w:tcPr>
+            <w:tcW w:w="7731" w:type="dxa"/>
+            <w:tcBorders>
+              <w:top w:val="single" w:sz="4" w:space="0" w:color="000000"/>
+            </w:tcBorders>
+          </w:tcPr>
+          <w:p>
+            <w:pPr>
+              <w:pStyle w:val="TableParagraph"/>
+              <w:spacing w:line="245" w:lineRule="exact"/>
+              <w:ind w:left="796"/>
+              <w:rPr>
+                <w:spacing w:val="-2"/>
+              </w:rPr>
+            </w:pPr>
+            <w:r>
+              <w:rPr>
+                <w:i/>
+                <w:iCs/>
+                <w:spacing w:val="-2"/>
+              </w:rPr>
+              <w:t>Reactivation of Individuals on Loss of Earning Capacity Insurance</w:t>
+            </w:r>
+            <w:r>
+              <w:rPr>
+                <w:spacing w:val="-2"/>
+              </w:rPr>
+              <w:t>, informal supervisor, Alberte Baht</w:t>
+            </w:r>
+            <w:r>
+              <w:rPr>
+                <w:spacing w:val="-2"/>
+              </w:rPr>
+              <w:t>.</w:t>
+            </w:r>
+          </w:p>
+          <w:p>
+            <w:pPr>
+              <w:pStyle w:val="TableParagraph"/>
+              <w:spacing w:line="245" w:lineRule="exact"/>
+              <w:ind w:left="796"/>
+              <w:rPr>
+                <w:spacing w:val="-2"/>
+              </w:rPr>
+            </w:pPr>
+          </w:p>
+          <w:p>
+            <w:pPr>
+              <w:pStyle w:val="TableParagraph"/>
+              <w:spacing w:line="245" w:lineRule="exact"/>
+              <w:ind w:left="796"/>
+              <w:rPr>
+                <w:spacing w:val="-2"/>
+              </w:rPr>
+            </w:pPr>
+            <w:r>
+              <w:rPr>
+                <w:i/>
+                <w:iCs/>
+                <w:spacing w:val="-2"/>
+              </w:rPr>
+              <w:t>Estimation of transition hazards with time-dependent covariates in a non-Markov chain model</w:t>
+            </w:r>
+            <w:r>
+              <w:rPr>
+                <w:spacing w:val="-2"/>
+              </w:rPr>
+              <w:t>, Nicolaj Lind</w:t>
+            </w:r>
+            <w:r>
+              <w:rPr>
+                <w:spacing w:val="-2"/>
+              </w:rPr>
+              <w:t>.</w:t>
+            </w:r>
+          </w:p>
+          <w:p>
+            <w:pPr>
+              <w:pStyle w:val="TableParagraph"/>
+              <w:spacing w:line="245" w:lineRule="exact"/>
+              <w:ind w:left="796"/>
+              <w:rPr>
+                <w:spacing w:val="-2"/>
+              </w:rPr>
+            </w:pPr>
+          </w:p>
+          <w:p>
+            <w:pPr>
+              <w:pStyle w:val="TableParagraph"/>
+              <w:spacing w:line="245" w:lineRule="exact"/>
+              <w:ind w:left="796"/>
+              <w:rPr>
+                <w:spacing w:val="-2"/>
+              </w:rPr>
+            </w:pPr>
+            <w:r>
+              <w:rPr>
+                <w:i/>
+                <w:iCs/>
+                <w:spacing w:val="-2"/>
+              </w:rPr>
+              <w:t xml:space="preserve">Estimation in a </w:t>
+            </w:r>
+            <w:proofErr w:type="gramStart"/>
+            <w:r>
+              <w:rPr>
+                <w:i/>
+                <w:iCs/>
+                <w:spacing w:val="-2"/>
+              </w:rPr>
+              <w:t>doubly</w:t>
+            </w:r>
+            <w:r>
+              <w:rPr>
+                <w:i/>
+                <w:iCs/>
+                <w:spacing w:val="-2"/>
+              </w:rPr>
+              <w:t>-</w:t>
+            </w:r>
+            <w:r>
+              <w:rPr>
+                <w:i/>
+                <w:iCs/>
+                <w:spacing w:val="-2"/>
+              </w:rPr>
+              <w:t>stochastic</w:t>
+            </w:r>
+            <w:proofErr w:type="gramEnd"/>
+            <w:r>
+              <w:rPr>
+                <w:i/>
+                <w:iCs/>
+                <w:spacing w:val="-2"/>
+              </w:rPr>
+              <w:t xml:space="preserve"> multi-state model for health and disability insurance</w:t>
+            </w:r>
+            <w:r>
+              <w:rPr>
+                <w:spacing w:val="-2"/>
+              </w:rPr>
+              <w:t>, Anders Hye Dalsgaard.</w:t>
+            </w:r>
+          </w:p>
+          <w:p>
+            <w:pPr>
+              <w:pStyle w:val="TableParagraph"/>
+              <w:spacing w:line="245" w:lineRule="exact"/>
+              <w:ind w:left="0"/>
+              <w:rPr>
+                <w:spacing w:val="-2"/>
+              </w:rPr>
+            </w:pPr>
+          </w:p>
+        </w:tc>
+      </w:tr>
+      <w:tr>
+        <w:trPr>
+          <w:trHeight w:val="461"/>
+        </w:trPr>
+        <w:tc>
+          <w:tcPr>
+            <w:tcW w:w="1865" w:type="dxa"/>
+          </w:tcPr>
+          <w:p>
+            <w:pPr>
+              <w:pStyle w:val="TableParagraph"/>
+              <w:spacing w:line="245" w:lineRule="exact"/>
+              <w:rPr>
+                <w:spacing w:val="-2"/>
+              </w:rPr>
+            </w:pPr>
+            <w:r>
+              <w:rPr>
+                <w:spacing w:val="-2"/>
+              </w:rPr>
+              <w:t>202</w:t>
+            </w:r>
+            <w:r>
+              <w:rPr>
+                <w:spacing w:val="-2"/>
+              </w:rPr>
+              <w:t>3</w:t>
+            </w:r>
+          </w:p>
+          <w:p>
+            <w:pPr>
+              <w:pStyle w:val="TableParagraph"/>
+              <w:spacing w:line="245" w:lineRule="exact"/>
+              <w:rPr>
+                <w:spacing w:val="-2"/>
+              </w:rPr>
+            </w:pPr>
+          </w:p>
+        </w:tc>
+        <w:tc>
+          <w:tcPr>
+            <w:tcW w:w="7731" w:type="dxa"/>
+          </w:tcPr>
+          <w:p>
+            <w:pPr>
+              <w:pStyle w:val="TableParagraph"/>
+              <w:spacing w:line="245" w:lineRule="exact"/>
+              <w:ind w:left="796"/>
+              <w:rPr>
+                <w:i/>
+                <w:iCs/>
+                <w:spacing w:val="-2"/>
+              </w:rPr>
+            </w:pPr>
+            <w:r>
+              <w:rPr>
+                <w:i/>
+                <w:iCs/>
+                <w:spacing w:val="-2"/>
+              </w:rPr>
+              <w:t>Transaction Time Models and Danish SUL</w:t>
+            </w:r>
+            <w:r>
+              <w:rPr>
+                <w:spacing w:val="-2"/>
+              </w:rPr>
+              <w:t>, Helene Juliane Zabell Abildstrøm</w:t>
+            </w:r>
+            <w:r>
+              <w:rPr>
+                <w:spacing w:val="-2"/>
+              </w:rPr>
+              <w:t>.</w:t>
+            </w:r>
+          </w:p>
+          <w:p>
+            <w:pPr>
+              <w:pStyle w:val="TableParagraph"/>
+              <w:spacing w:line="245" w:lineRule="exact"/>
+              <w:ind w:left="796"/>
+              <w:rPr>
+                <w:i/>
+                <w:iCs/>
+                <w:spacing w:val="-2"/>
+              </w:rPr>
+            </w:pPr>
+          </w:p>
+          <w:p>
+            <w:pPr>
+              <w:pStyle w:val="TableParagraph"/>
+              <w:spacing w:line="245" w:lineRule="exact"/>
+              <w:ind w:left="796"/>
+              <w:rPr>
+                <w:i/>
+                <w:iCs/>
+                <w:spacing w:val="-2"/>
+              </w:rPr>
+            </w:pPr>
+            <w:proofErr w:type="gramStart"/>
+            <w:r>
+              <w:rPr>
+                <w:i/>
+                <w:iCs/>
+                <w:spacing w:val="-2"/>
+              </w:rPr>
+              <w:t>Reserving in</w:t>
+            </w:r>
+            <w:proofErr w:type="gramEnd"/>
+            <w:r>
+              <w:rPr>
+                <w:i/>
+                <w:iCs/>
+                <w:spacing w:val="-2"/>
+              </w:rPr>
+              <w:t xml:space="preserve"> Transaction Time Models</w:t>
+            </w:r>
+            <w:r>
+              <w:rPr>
+                <w:spacing w:val="-2"/>
+              </w:rPr>
+              <w:t>, Christopher Hovgaard Nielsen &amp; Morten Bjerre Larsen.</w:t>
+            </w:r>
+          </w:p>
+          <w:p>
+            <w:pPr>
+              <w:pStyle w:val="TableParagraph"/>
+              <w:spacing w:line="245" w:lineRule="exact"/>
+              <w:ind w:left="796"/>
+              <w:rPr>
+                <w:i/>
+                <w:iCs/>
+                <w:spacing w:val="-2"/>
+              </w:rPr>
+            </w:pPr>
+          </w:p>
+          <w:p>
+            <w:pPr>
+              <w:pStyle w:val="TableParagraph"/>
+              <w:spacing w:line="245" w:lineRule="exact"/>
+              <w:ind w:left="796"/>
+              <w:rPr>
+                <w:i/>
+                <w:iCs/>
+                <w:spacing w:val="-2"/>
+              </w:rPr>
+            </w:pPr>
+            <w:r>
+              <w:rPr>
+                <w:i/>
+                <w:iCs/>
+                <w:spacing w:val="-2"/>
+              </w:rPr>
+              <w:t>Efficient estimation of bonus in life insurance</w:t>
+            </w:r>
+            <w:r>
+              <w:rPr>
+                <w:spacing w:val="-2"/>
+              </w:rPr>
+              <w:t>, Heini Høgnason.</w:t>
+            </w:r>
+          </w:p>
+        </w:tc>
+      </w:tr>
+    </w:tbl>
+    <w:p>
+      <w:pPr>
+        <w:ind w:left="140"/>
+        <w:rPr>
+          <w:b/>
+          <w:spacing w:val="-2"/>
+        </w:rPr>
+      </w:pPr>
+    </w:p>
+    <w:p>
+      <w:pPr>
+        <w:ind w:left="140"/>
+        <w:rPr>
+          <w:b/>
+        </w:rPr>
+      </w:pPr>
+      <w:r>
+        <w:rPr>
+          <w:b/>
+          <w:spacing w:val="-2"/>
+        </w:rPr>
+        <w:t>EDUCATION</w:t>
+      </w:r>
+    </w:p>
+    <w:p>
+      <w:pPr>
+        <w:pStyle w:val="Brdtekst"/>
+        <w:rPr>
+          <w:b/>
+          <w:sz w:val="5"/>
+        </w:rPr>
+      </w:pPr>
+    </w:p>
+    <w:tbl>
+      <w:tblPr>
+        <w:tblStyle w:val="TableNormal"/>
+        <w:tblW w:w="0" w:type="auto"/>
+        <w:tblInd w:w="149" w:type="dxa"/>
+        <w:tblLayout w:type="fixed"/>
+        <w:tblLook w:val="01E0" w:firstRow="1" w:lastRow="1" w:firstColumn="1" w:lastColumn="1" w:noHBand="0" w:noVBand="0"/>
+      </w:tblPr>
+      <w:tblGrid>
+        <w:gridCol w:w="1865"/>
+        <w:gridCol w:w="7731"/>
+      </w:tblGrid>
+      <w:tr>
+        <w:trPr>
+          <w:trHeight w:val="461"/>
+        </w:trPr>
+        <w:tc>
+          <w:tcPr>
+            <w:tcW w:w="1865" w:type="dxa"/>
+            <w:tcBorders>
+              <w:top w:val="single" w:sz="4" w:space="0" w:color="000000"/>
+            </w:tcBorders>
+          </w:tcPr>
+          <w:p>
+            <w:pPr>
+              <w:pStyle w:val="TableParagraph"/>
+              <w:spacing w:after="240" w:line="245" w:lineRule="exact"/>
+              <w:rPr>
+                <w:spacing w:val="-2"/>
+              </w:rPr>
+            </w:pPr>
+            <w:r>
+              <w:rPr>
+                <w:spacing w:val="-2"/>
+              </w:rPr>
+              <w:t>2022</w:t>
+            </w:r>
+            <w:r>
+              <w:rPr>
+                <w:spacing w:val="-2"/>
+              </w:rPr>
+              <w:t xml:space="preserve"> </w:t>
+            </w:r>
+            <w:r>
+              <w:rPr>
+                <w:spacing w:val="-2"/>
+              </w:rPr>
+              <w:t>-</w:t>
+            </w:r>
+            <w:r>
+              <w:rPr>
+                <w:spacing w:val="-2"/>
+              </w:rPr>
+              <w:t xml:space="preserve"> </w:t>
+            </w:r>
+            <w:r>
+              <w:rPr>
+                <w:spacing w:val="-2"/>
+              </w:rPr>
+              <w:t>2025</w:t>
+            </w:r>
+          </w:p>
+        </w:tc>
+        <w:tc>
+          <w:tcPr>
+            <w:tcW w:w="7731" w:type="dxa"/>
+            <w:tcBorders>
+              <w:top w:val="single" w:sz="4" w:space="0" w:color="000000"/>
+            </w:tcBorders>
+          </w:tcPr>
+          <w:p>
+            <w:pPr>
+              <w:pStyle w:val="TableParagraph"/>
+              <w:spacing w:after="240" w:line="245" w:lineRule="exact"/>
+              <w:ind w:left="796"/>
+              <w:rPr>
+                <w:spacing w:val="-2"/>
+              </w:rPr>
+            </w:pPr>
+            <w:r>
+              <w:rPr>
+                <w:spacing w:val="-2"/>
               </w:rPr>
               <w:t>University of Copenhagen &amp; PFA Pension, Industrial PhD</w:t>
             </w:r>
-          </w:p>
-          <w:p>
-            <w:pPr>
-              <w:pStyle w:val="TableParagraph"/>
-              <w:spacing w:line="245" w:lineRule="exact"/>
+            <w:r>
+              <w:rPr>
+                <w:spacing w:val="-2"/>
+              </w:rPr>
+              <w:t>.</w:t>
+            </w:r>
+          </w:p>
+        </w:tc>
+      </w:tr>
+      <w:tr>
+        <w:trPr>
+          <w:trHeight w:val="461"/>
+        </w:trPr>
+        <w:tc>
+          <w:tcPr>
+            <w:tcW w:w="1865" w:type="dxa"/>
+          </w:tcPr>
+          <w:p>
+            <w:pPr>
+              <w:pStyle w:val="TableParagraph"/>
+              <w:spacing w:after="240" w:line="245" w:lineRule="exact"/>
+              <w:rPr>
+                <w:spacing w:val="-2"/>
+              </w:rPr>
+            </w:pPr>
+            <w:r>
+              <w:rPr>
+                <w:spacing w:val="-2"/>
+              </w:rPr>
+              <w:t>2019</w:t>
+            </w:r>
+            <w:r>
+              <w:rPr>
+                <w:spacing w:val="-2"/>
+              </w:rPr>
+              <w:t xml:space="preserve"> </w:t>
+            </w:r>
+            <w:r>
+              <w:rPr>
+                <w:spacing w:val="-2"/>
+              </w:rPr>
+              <w:t>-</w:t>
+            </w:r>
+            <w:r>
+              <w:rPr>
+                <w:spacing w:val="-2"/>
+              </w:rPr>
+              <w:t xml:space="preserve"> </w:t>
+            </w:r>
+            <w:r>
+              <w:rPr>
+                <w:spacing w:val="-2"/>
+              </w:rPr>
+              <w:t>2021</w:t>
+            </w:r>
+          </w:p>
+        </w:tc>
+        <w:tc>
+          <w:tcPr>
+            <w:tcW w:w="7731" w:type="dxa"/>
+          </w:tcPr>
+          <w:p>
+            <w:pPr>
+              <w:pStyle w:val="TableParagraph"/>
+              <w:spacing w:after="240" w:line="245" w:lineRule="exact"/>
               <w:ind w:left="796"/>
               <w:rPr>
                 <w:spacing w:val="-2"/>
@@ -462,7 +1958,31 @@
               <w:rPr>
                 <w:spacing w:val="-2"/>
               </w:rPr>
-              <w:t>11,3/12,0)</w:t>
+              <w:t>11</w:t>
+            </w:r>
+            <w:r>
+              <w:rPr>
+                <w:spacing w:val="-2"/>
+              </w:rPr>
+              <w:t>.</w:t>
+            </w:r>
+            <w:r>
+              <w:rPr>
+                <w:spacing w:val="-2"/>
+              </w:rPr>
+              <w:t>3/12</w:t>
+            </w:r>
+            <w:r>
+              <w:rPr>
+                <w:spacing w:val="-2"/>
+              </w:rPr>
+              <w:t>.</w:t>
+            </w:r>
+            <w:r>
+              <w:rPr>
+                <w:spacing w:val="-2"/>
+              </w:rPr>
+              <w:t>0).</w:t>
             </w:r>
           </w:p>
         </w:tc>
@@ -478,16 +1998,34 @@
           <w:p>
             <w:pPr>
               <w:pStyle w:val="TableParagraph"/>
-              <w:spacing w:line="245" w:lineRule="exact"/>
-              <w:rPr>
-                <w:spacing w:val="-2"/>
-              </w:rPr>
-            </w:pPr>
-            <w:r>
-              <w:rPr>
-                <w:spacing w:val="-2"/>
-              </w:rPr>
-              <w:t>2016-</w:t>
+              <w:spacing w:after="240" w:line="245" w:lineRule="exact"/>
+              <w:rPr>
+                <w:spacing w:val="-2"/>
+              </w:rPr>
+            </w:pPr>
+            <w:r>
+              <w:rPr>
+                <w:spacing w:val="-2"/>
+              </w:rPr>
+              <w:t>2016</w:t>
+            </w:r>
+            <w:r>
+              <w:rPr>
+                <w:spacing w:val="-2"/>
+              </w:rPr>
+              <w:t xml:space="preserve"> </w:t>
+            </w:r>
+            <w:r>
+              <w:rPr>
+                <w:spacing w:val="-2"/>
+              </w:rPr>
+              <w:t>-</w:t>
+            </w:r>
+            <w:r>
+              <w:rPr>
+                <w:spacing w:val="-2"/>
+              </w:rPr>
+              <w:t xml:space="preserve"> </w:t>
             </w:r>
             <w:r>
               <w:rPr>
@@ -504,7 +2042,7 @@
           <w:p>
             <w:pPr>
               <w:pStyle w:val="TableParagraph"/>
-              <w:spacing w:line="245" w:lineRule="exact"/>
+              <w:spacing w:after="240" w:line="245" w:lineRule="exact"/>
               <w:ind w:left="796"/>
               <w:rPr>
                 <w:spacing w:val="-2"/>
@@ -520,7 +2058,37 @@
               <w:rPr>
                 <w:spacing w:val="-2"/>
               </w:rPr>
-              <w:t>11,6/12,0)</w:t>
+              <w:t>11</w:t>
+            </w:r>
+            <w:r>
+              <w:rPr>
+                <w:spacing w:val="-2"/>
+              </w:rPr>
+              <w:t>.</w:t>
+            </w:r>
+            <w:r>
+              <w:rPr>
+                <w:spacing w:val="-2"/>
+              </w:rPr>
+              <w:t>6/12</w:t>
+            </w:r>
+            <w:r>
+              <w:rPr>
+                <w:spacing w:val="-2"/>
+              </w:rPr>
+              <w:t>.</w:t>
+            </w:r>
+            <w:r>
+              <w:rPr>
+                <w:spacing w:val="-2"/>
+              </w:rPr>
+              <w:t>0)</w:t>
+            </w:r>
+            <w:r>
+              <w:rPr>
+                <w:spacing w:val="-2"/>
+              </w:rPr>
+              <w:t>.</w:t>
             </w:r>
           </w:p>
         </w:tc>
@@ -536,16 +2104,34 @@
           <w:p>
             <w:pPr>
               <w:pStyle w:val="TableParagraph"/>
-              <w:spacing w:line="245" w:lineRule="exact"/>
-              <w:rPr>
-                <w:spacing w:val="-2"/>
-              </w:rPr>
-            </w:pPr>
-            <w:r>
-              <w:rPr>
-                <w:spacing w:val="-2"/>
-              </w:rPr>
-              <w:t>2013-</w:t>
+              <w:spacing w:after="240" w:line="245" w:lineRule="exact"/>
+              <w:rPr>
+                <w:spacing w:val="-2"/>
+              </w:rPr>
+            </w:pPr>
+            <w:r>
+              <w:rPr>
+                <w:spacing w:val="-2"/>
+              </w:rPr>
+              <w:t>2013</w:t>
+            </w:r>
+            <w:r>
+              <w:rPr>
+                <w:spacing w:val="-2"/>
+              </w:rPr>
+              <w:t xml:space="preserve"> </w:t>
+            </w:r>
+            <w:r>
+              <w:rPr>
+                <w:spacing w:val="-2"/>
+              </w:rPr>
+              <w:t>-</w:t>
+            </w:r>
+            <w:r>
+              <w:rPr>
+                <w:spacing w:val="-2"/>
+              </w:rPr>
+              <w:t xml:space="preserve"> </w:t>
             </w:r>
             <w:r>
               <w:rPr>
@@ -562,7 +2148,7 @@
           <w:p>
             <w:pPr>
               <w:pStyle w:val="TableParagraph"/>
-              <w:spacing w:line="245" w:lineRule="exact"/>
+              <w:spacing w:after="240" w:line="245" w:lineRule="exact"/>
               <w:ind w:left="796"/>
               <w:rPr>
                 <w:spacing w:val="-2"/>
@@ -572,7 +2158,21 @@
               <w:rPr>
                 <w:spacing w:val="-2"/>
               </w:rPr>
-              <w:t>Marie Kruses Gymnasium</w:t>
+              <w:t xml:space="preserve">Marie </w:t>
+            </w:r>
+            <w:proofErr w:type="spellStart"/>
+            <w:r>
+              <w:rPr>
+                <w:spacing w:val="-2"/>
+              </w:rPr>
+              <w:t>Kruses</w:t>
+            </w:r>
+            <w:proofErr w:type="spellEnd"/>
+            <w:r>
+              <w:rPr>
+                <w:spacing w:val="-2"/>
+              </w:rPr>
+              <w:t xml:space="preserve"> Gymnasium</w:t>
             </w:r>
             <w:r>
               <w:rPr>
@@ -590,20 +2190,42 @@
               <w:rPr>
                 <w:spacing w:val="-2"/>
               </w:rPr>
-              <w:t>11,7/12,0)</w:t>
+              <w:t>11</w:t>
+            </w:r>
+            <w:r>
+              <w:rPr>
+                <w:spacing w:val="-2"/>
+              </w:rPr>
+              <w:t>.</w:t>
+            </w:r>
+            <w:r>
+              <w:rPr>
+                <w:spacing w:val="-2"/>
+              </w:rPr>
+              <w:t>7/12</w:t>
+            </w:r>
+            <w:r>
+              <w:rPr>
+                <w:spacing w:val="-2"/>
+              </w:rPr>
+              <w:t>.</w:t>
+            </w:r>
+            <w:r>
+              <w:rPr>
+                <w:spacing w:val="-2"/>
+              </w:rPr>
+              <w:t>0)</w:t>
+            </w:r>
+            <w:r>
+              <w:rPr>
+                <w:spacing w:val="-2"/>
+              </w:rPr>
+              <w:t>.</w:t>
             </w:r>
           </w:p>
         </w:tc>
       </w:tr>
     </w:tbl>
-    <w:p>
-      <w:pPr>
-        <w:pStyle w:val="Brdtekst"/>
-        <w:rPr>
-          <w:b/>
-        </w:rPr>
-      </w:pPr>
-    </w:p>
     <w:p>
       <w:pPr>
         <w:pStyle w:val="Brdtekst"/>
@@ -674,22 +2296,7 @@
               <w:rPr>
                 <w:spacing w:val="-2"/>
               </w:rPr>
-              <w:t>Feb. 2025 – ongoing</w:t>
-            </w:r>
-          </w:p>
-          <w:p>
-            <w:pPr>
-              <w:pStyle w:val="TableParagraph"/>
-              <w:spacing w:line="245" w:lineRule="exact"/>
-              <w:rPr>
-                <w:spacing w:val="-2"/>
-              </w:rPr>
-            </w:pPr>
-            <w:r>
-              <w:rPr>
-                <w:spacing w:val="-2"/>
-              </w:rPr>
-              <w:t xml:space="preserve">Feb. 2022 </w:t>
+              <w:t xml:space="preserve">2025 </w:t>
             </w:r>
             <w:r>
               <w:rPr>
@@ -707,53 +2314,17 @@
               <w:rPr>
                 <w:spacing w:val="-2"/>
               </w:rPr>
-              <w:t>Jan</w:t>
-            </w:r>
-            <w:r>
-              <w:rPr>
-                <w:spacing w:val="-2"/>
-              </w:rPr>
-              <w:t>. 2025</w:t>
-            </w:r>
-            <w:r>
-              <w:rPr>
-                <w:spacing w:val="-2"/>
-              </w:rPr>
-              <w:t xml:space="preserve">     </w:t>
-            </w:r>
-            <w:r>
-              <w:rPr>
-                <w:spacing w:val="-2"/>
-              </w:rPr>
-              <w:t xml:space="preserve"> </w:t>
-            </w:r>
-          </w:p>
-          <w:p>
-            <w:pPr>
-              <w:pStyle w:val="TableParagraph"/>
-              <w:spacing w:line="245" w:lineRule="exact"/>
-              <w:rPr>
-                <w:spacing w:val="-2"/>
-              </w:rPr>
-            </w:pPr>
-            <w:r>
-              <w:rPr>
-                <w:spacing w:val="-2"/>
-              </w:rPr>
-              <w:t>Aug. 2021</w:t>
-            </w:r>
-            <w:r>
-              <w:rPr>
-                <w:spacing w:val="-2"/>
-              </w:rPr>
-              <w:t xml:space="preserve"> </w:t>
-            </w:r>
-            <w:r>
-              <w:rPr>
-                <w:spacing w:val="-2"/>
-              </w:rPr>
-              <w:t>- Jan. 2022</w:t>
-            </w:r>
+              <w:t>present</w:t>
+            </w:r>
+          </w:p>
+          <w:p>
+            <w:pPr>
+              <w:pStyle w:val="TableParagraph"/>
+              <w:spacing w:line="245" w:lineRule="exact"/>
+              <w:rPr>
+                <w:spacing w:val="-2"/>
+              </w:rPr>
+            </w:pPr>
           </w:p>
         </w:tc>
         <w:tc>
@@ -778,82 +2349,151 @@
                 <w:spacing w:val="-2"/>
                 <w:lang w:val="da-DK"/>
               </w:rPr>
-              <w:t xml:space="preserve">PFA Pension, Modeller &amp; Udvikling </w:t>
-            </w:r>
+              <w:t xml:space="preserve">PFA Pension, Modeller &amp; Udvikling – </w:t>
+            </w:r>
+            <w:proofErr w:type="spellStart"/>
             <w:r>
               <w:rPr>
                 <w:spacing w:val="-2"/>
                 <w:lang w:val="da-DK"/>
               </w:rPr>
-              <w:t xml:space="preserve">– </w:t>
+              <w:t>Actuary</w:t>
+            </w:r>
+            <w:proofErr w:type="spellEnd"/>
+            <w:r>
+              <w:rPr>
+                <w:spacing w:val="-2"/>
+                <w:lang w:val="da-DK"/>
+              </w:rPr>
+              <w:t>.</w:t>
+            </w:r>
+          </w:p>
+        </w:tc>
+      </w:tr>
+      <w:tr>
+        <w:trPr>
+          <w:trHeight w:val="499"/>
+        </w:trPr>
+        <w:tc>
+          <w:tcPr>
+            <w:tcW w:w="2341" w:type="dxa"/>
+          </w:tcPr>
+          <w:p>
+            <w:pPr>
+              <w:pStyle w:val="TableParagraph"/>
+              <w:spacing w:line="245" w:lineRule="exact"/>
+              <w:rPr>
+                <w:spacing w:val="-2"/>
+              </w:rPr>
+            </w:pPr>
+            <w:r>
+              <w:rPr>
+                <w:spacing w:val="-2"/>
+              </w:rPr>
+              <w:t xml:space="preserve">2022 - 2025      </w:t>
+            </w:r>
+          </w:p>
+          <w:p>
+            <w:pPr>
+              <w:pStyle w:val="TableParagraph"/>
+              <w:spacing w:line="245" w:lineRule="exact"/>
+              <w:rPr>
+                <w:spacing w:val="-2"/>
+              </w:rPr>
+            </w:pPr>
+          </w:p>
+        </w:tc>
+        <w:tc>
+          <w:tcPr>
+            <w:tcW w:w="7255" w:type="dxa"/>
+          </w:tcPr>
+          <w:p>
+            <w:pPr>
+              <w:pStyle w:val="TableParagraph"/>
+              <w:spacing w:line="245" w:lineRule="exact"/>
+              <w:ind w:left="320"/>
+              <w:rPr>
+                <w:spacing w:val="-2"/>
+              </w:rPr>
+            </w:pPr>
+            <w:r>
+              <w:rPr>
+                <w:spacing w:val="-2"/>
+              </w:rPr>
+              <w:t>University of Copenhagen &amp; PFA Pension</w:t>
+            </w:r>
+            <w:r>
+              <w:rPr>
+                <w:spacing w:val="-2"/>
+              </w:rPr>
+              <w:t xml:space="preserve"> </w:t>
+            </w:r>
+            <w:r>
+              <w:rPr>
+                <w:spacing w:val="-2"/>
+              </w:rPr>
+              <w:t>–</w:t>
+            </w:r>
+            <w:r>
+              <w:rPr>
+                <w:spacing w:val="-2"/>
+              </w:rPr>
+              <w:t xml:space="preserve"> Industrial PhD student.</w:t>
+            </w:r>
+          </w:p>
+        </w:tc>
+      </w:tr>
+      <w:tr>
+        <w:trPr>
+          <w:trHeight w:val="499"/>
+        </w:trPr>
+        <w:tc>
+          <w:tcPr>
+            <w:tcW w:w="2341" w:type="dxa"/>
+          </w:tcPr>
+          <w:p>
+            <w:pPr>
+              <w:pStyle w:val="TableParagraph"/>
+              <w:spacing w:line="245" w:lineRule="exact"/>
+              <w:rPr>
+                <w:spacing w:val="-2"/>
+              </w:rPr>
+            </w:pPr>
+            <w:r>
+              <w:rPr>
+                <w:spacing w:val="-2"/>
+              </w:rPr>
+              <w:t>2021 - 2022</w:t>
+            </w:r>
+          </w:p>
+        </w:tc>
+        <w:tc>
+          <w:tcPr>
+            <w:tcW w:w="7255" w:type="dxa"/>
+          </w:tcPr>
+          <w:p>
+            <w:pPr>
+              <w:pStyle w:val="TableParagraph"/>
+              <w:spacing w:line="245" w:lineRule="exact"/>
+              <w:ind w:left="320"/>
+              <w:rPr>
+                <w:spacing w:val="-2"/>
+              </w:rPr>
+            </w:pPr>
+            <w:r>
+              <w:rPr>
+                <w:spacing w:val="-2"/>
+              </w:rPr>
+              <w:t xml:space="preserve">PFA Pension, Innovation &amp; </w:t>
             </w:r>
             <w:proofErr w:type="spellStart"/>
             <w:r>
               <w:rPr>
                 <w:spacing w:val="-2"/>
-                <w:lang w:val="da-DK"/>
-              </w:rPr>
-              <w:t>Actuary</w:t>
+              </w:rPr>
+              <w:t>Modeller</w:t>
             </w:r>
             <w:proofErr w:type="spellEnd"/>
-          </w:p>
-          <w:p>
-            <w:pPr>
-              <w:pStyle w:val="TableParagraph"/>
-              <w:spacing w:line="245" w:lineRule="exact"/>
-              <w:ind w:left="320"/>
-              <w:rPr>
-                <w:spacing w:val="-2"/>
-              </w:rPr>
-            </w:pPr>
-            <w:r>
-              <w:rPr>
-                <w:spacing w:val="-2"/>
-              </w:rPr>
-              <w:t>University of Copenhagen &amp; PFA Pension</w:t>
-            </w:r>
-            <w:r>
-              <w:rPr>
-                <w:spacing w:val="-2"/>
-              </w:rPr>
-              <w:t xml:space="preserve"> </w:t>
-            </w:r>
-            <w:r>
-              <w:rPr>
-                <w:spacing w:val="-2"/>
-              </w:rPr>
-              <w:t>–</w:t>
-            </w:r>
-            <w:r>
-              <w:rPr>
-                <w:spacing w:val="-2"/>
-              </w:rPr>
-              <w:t xml:space="preserve"> Industrial PhD student</w:t>
-            </w:r>
-          </w:p>
-          <w:p>
-            <w:pPr>
-              <w:pStyle w:val="TableParagraph"/>
-              <w:spacing w:line="245" w:lineRule="exact"/>
-              <w:ind w:left="320"/>
-              <w:rPr>
-                <w:spacing w:val="-2"/>
-              </w:rPr>
-            </w:pPr>
-            <w:r>
-              <w:rPr>
-                <w:spacing w:val="-2"/>
-              </w:rPr>
-              <w:t xml:space="preserve">PFA Pension, Innovation &amp; </w:t>
-            </w:r>
-            <w:proofErr w:type="spellStart"/>
-            <w:r>
-              <w:rPr>
-                <w:spacing w:val="-2"/>
-              </w:rPr>
-              <w:t>Modeller</w:t>
-            </w:r>
-            <w:proofErr w:type="spellEnd"/>
             <w:r>
               <w:rPr>
                 <w:spacing w:val="-2"/>
@@ -864,7 +2504,7 @@
               <w:rPr>
                 <w:spacing w:val="-2"/>
               </w:rPr>
-              <w:t>Actuary</w:t>
+              <w:t>Actuary.</w:t>
             </w:r>
           </w:p>
         </w:tc>
@@ -889,7 +2529,7 @@
               <w:rPr>
                 <w:spacing w:val="-2"/>
               </w:rPr>
-              <w:t>Aug. 2017</w:t>
+              <w:t>2017</w:t>
             </w:r>
             <w:r>
               <w:rPr>
@@ -901,7 +2541,13 @@
               <w:rPr>
                 <w:spacing w:val="-2"/>
               </w:rPr>
-              <w:t>- Aug. 2021</w:t>
+              <w:t xml:space="preserve">- </w:t>
+            </w:r>
+            <w:r>
+              <w:rPr>
+                <w:spacing w:val="-2"/>
+              </w:rPr>
+              <w:t>2021</w:t>
             </w:r>
           </w:p>
         </w:tc>
@@ -943,6 +2589,12 @@
                 <w:spacing w:val="-2"/>
               </w:rPr>
               <w:t xml:space="preserve"> Assistant</w:t>
+            </w:r>
+            <w:r>
+              <w:rPr>
+                <w:spacing w:val="-2"/>
+              </w:rPr>
+              <w:t>.</w:t>
             </w:r>
           </w:p>
         </w:tc>
@@ -951,14 +2603,6 @@
     <w:p>
       <w:pPr>
         <w:pStyle w:val="Brdtekst"/>
-        <w:rPr>
-          <w:b/>
-        </w:rPr>
-      </w:pPr>
-    </w:p>
-    <w:p>
-      <w:pPr>
-        <w:pStyle w:val="Brdtekst"/>
         <w:spacing w:before="18"/>
         <w:rPr>
           <w:b/>
@@ -976,27 +2620,7 @@
         <w:rPr>
           <w:b/>
         </w:rPr>
-        <w:t>ACHIEVEMENTS</w:t>
-      </w:r>
-      <w:r>
-        <w:rPr>
-          <w:b/>
-          <w:spacing w:val="-8"/>
-        </w:rPr>
-        <w:t xml:space="preserve"> </w:t>
-      </w:r>
-      <w:r>
-        <w:rPr>
-          <w:b/>
-        </w:rPr>
-        <w:t>&amp;</w:t>
-      </w:r>
-      <w:r>
-        <w:rPr>
-          <w:b/>
-          <w:spacing w:val="-2"/>
-        </w:rPr>
-        <w:t xml:space="preserve"> CERTIFICATIONS</w:t>
+        <w:t>MISCELLANEOUS</w:t>
       </w:r>
     </w:p>
     <w:p>
@@ -1035,16 +2659,34 @@
           <w:p>
             <w:pPr>
               <w:pStyle w:val="TableParagraph"/>
-              <w:spacing w:line="245" w:lineRule="exact"/>
-              <w:rPr>
-                <w:spacing w:val="-2"/>
-              </w:rPr>
-            </w:pPr>
-            <w:r>
-              <w:rPr>
-                <w:spacing w:val="-2"/>
-              </w:rPr>
-              <w:t>2017</w:t>
+              <w:spacing w:after="240" w:line="245" w:lineRule="exact"/>
+              <w:rPr>
+                <w:spacing w:val="-2"/>
+              </w:rPr>
+            </w:pPr>
+            <w:r>
+              <w:rPr>
+                <w:spacing w:val="-2"/>
+              </w:rPr>
+              <w:t xml:space="preserve">2026 </w:t>
+            </w:r>
+            <w:r>
+              <w:rPr>
+                <w:spacing w:val="-2"/>
+              </w:rPr>
+              <w:t>-</w:t>
+            </w:r>
+            <w:r>
+              <w:rPr>
+                <w:spacing w:val="-2"/>
+              </w:rPr>
+              <w:t xml:space="preserve"> </w:t>
+            </w:r>
+            <w:r>
+              <w:rPr>
+                <w:spacing w:val="-2"/>
+              </w:rPr>
+              <w:t>present</w:t>
             </w:r>
           </w:p>
         </w:tc>
@@ -1058,7 +2700,7 @@
           <w:p>
             <w:pPr>
               <w:pStyle w:val="TableParagraph"/>
-              <w:spacing w:line="245" w:lineRule="exact"/>
+              <w:spacing w:after="240" w:line="245" w:lineRule="exact"/>
               <w:ind w:left="796"/>
               <w:rPr>
                 <w:spacing w:val="-2"/>
@@ -1068,6 +2710,94 @@
               <w:rPr>
                 <w:spacing w:val="-2"/>
               </w:rPr>
+              <w:t>Member of t</w:t>
+            </w:r>
+            <w:r>
+              <w:rPr>
+                <w:spacing w:val="-2"/>
+              </w:rPr>
+              <w:t xml:space="preserve">he Corps of External </w:t>
+            </w:r>
+            <w:r>
+              <w:rPr>
+                <w:spacing w:val="-2"/>
+              </w:rPr>
+              <w:t>E</w:t>
+            </w:r>
+            <w:r>
+              <w:rPr>
+                <w:spacing w:val="-2"/>
+              </w:rPr>
+              <w:t xml:space="preserve">xaminers for </w:t>
+            </w:r>
+            <w:r>
+              <w:rPr>
+                <w:spacing w:val="-2"/>
+              </w:rPr>
+              <w:t>Mathematical</w:t>
+            </w:r>
+            <w:r>
+              <w:rPr>
+                <w:spacing w:val="-2"/>
+              </w:rPr>
+              <w:t xml:space="preserve"> Science</w:t>
+            </w:r>
+            <w:r>
+              <w:rPr>
+                <w:spacing w:val="-2"/>
+              </w:rPr>
+              <w:t>s</w:t>
+            </w:r>
+            <w:r>
+              <w:rPr>
+                <w:spacing w:val="-2"/>
+              </w:rPr>
+              <w:t>.</w:t>
+            </w:r>
+          </w:p>
+        </w:tc>
+      </w:tr>
+      <w:tr>
+        <w:trPr>
+          <w:trHeight w:val="235"/>
+        </w:trPr>
+        <w:tc>
+          <w:tcPr>
+            <w:tcW w:w="1865" w:type="dxa"/>
+          </w:tcPr>
+          <w:p>
+            <w:pPr>
+              <w:pStyle w:val="TableParagraph"/>
+              <w:spacing w:after="240" w:line="245" w:lineRule="exact"/>
+              <w:rPr>
+                <w:spacing w:val="-2"/>
+              </w:rPr>
+            </w:pPr>
+            <w:r>
+              <w:rPr>
+                <w:spacing w:val="-2"/>
+              </w:rPr>
+              <w:t>2017</w:t>
+            </w:r>
+          </w:p>
+        </w:tc>
+        <w:tc>
+          <w:tcPr>
+            <w:tcW w:w="7731" w:type="dxa"/>
+          </w:tcPr>
+          <w:p>
+            <w:pPr>
+              <w:pStyle w:val="TableParagraph"/>
+              <w:spacing w:after="240" w:line="245" w:lineRule="exact"/>
+              <w:ind w:left="796"/>
+              <w:rPr>
+                <w:spacing w:val="-2"/>
+              </w:rPr>
+            </w:pPr>
+            <w:r>
+              <w:rPr>
+                <w:spacing w:val="-2"/>
+              </w:rPr>
               <w:t xml:space="preserve">CS50: Introduction to Computer Science | Harvard </w:t>
             </w:r>
             <w:r>
@@ -1075,6 +2805,12 @@
                 <w:spacing w:val="-2"/>
               </w:rPr>
               <w:t>University</w:t>
+            </w:r>
+            <w:r>
+              <w:rPr>
+                <w:spacing w:val="-2"/>
+              </w:rPr>
+              <w:t>.</w:t>
             </w:r>
           </w:p>
         </w:tc>
@@ -1090,7 +2826,7 @@
           <w:p>
             <w:pPr>
               <w:pStyle w:val="TableParagraph"/>
-              <w:spacing w:line="245" w:lineRule="exact"/>
+              <w:spacing w:after="240" w:line="245" w:lineRule="exact"/>
               <w:rPr>
                 <w:spacing w:val="-2"/>
               </w:rPr>
@@ -1110,7 +2846,7 @@
           <w:p>
             <w:pPr>
               <w:pStyle w:val="TableParagraph"/>
-              <w:spacing w:line="245" w:lineRule="exact"/>
+              <w:spacing w:after="240" w:line="245" w:lineRule="exact"/>
               <w:ind w:left="796"/>
               <w:rPr>
                 <w:spacing w:val="-2"/>
@@ -1120,19 +2856,7 @@
               <w:rPr>
                 <w:spacing w:val="-2"/>
               </w:rPr>
-              <w:t>Participation in the</w:t>
-            </w:r>
-            <w:r>
-              <w:rPr>
-                <w:spacing w:val="-2"/>
-              </w:rPr>
-              <w:t xml:space="preserve"> </w:t>
-            </w:r>
-            <w:r>
-              <w:rPr>
-                <w:spacing w:val="-2"/>
-              </w:rPr>
-              <w:t>International Physics Olympiad (</w:t>
+              <w:t>Participant in the 2016 International Physics Olympiad (</w:t>
             </w:r>
             <w:proofErr w:type="spellStart"/>
             <w:r>
@@ -1146,7 +2870,7 @@
               <w:rPr>
                 <w:spacing w:val="-2"/>
               </w:rPr>
-              <w:t>) 2016. Qualified by being among the five winners of the Danish Physics Olympiad 2016</w:t>
+              <w:t>), having qualified as one of the five winners of the Danish Physics Olympiad.</w:t>
             </w:r>
           </w:p>
         </w:tc>
@@ -1162,16 +2886,34 @@
           <w:p>
             <w:pPr>
               <w:pStyle w:val="TableParagraph"/>
-              <w:spacing w:line="245" w:lineRule="exact"/>
-              <w:rPr>
-                <w:spacing w:val="-2"/>
-              </w:rPr>
-            </w:pPr>
-            <w:r>
-              <w:rPr>
-                <w:spacing w:val="-2"/>
-              </w:rPr>
-              <w:t>2014-</w:t>
+              <w:spacing w:after="240" w:line="245" w:lineRule="exact"/>
+              <w:rPr>
+                <w:spacing w:val="-2"/>
+              </w:rPr>
+            </w:pPr>
+            <w:r>
+              <w:rPr>
+                <w:spacing w:val="-2"/>
+              </w:rPr>
+              <w:t>2014</w:t>
+            </w:r>
+            <w:r>
+              <w:rPr>
+                <w:spacing w:val="-2"/>
+              </w:rPr>
+              <w:t xml:space="preserve"> </w:t>
+            </w:r>
+            <w:r>
+              <w:rPr>
+                <w:spacing w:val="-2"/>
+              </w:rPr>
+              <w:t>-</w:t>
+            </w:r>
+            <w:r>
+              <w:rPr>
+                <w:spacing w:val="-2"/>
+              </w:rPr>
+              <w:t xml:space="preserve"> </w:t>
             </w:r>
             <w:r>
               <w:rPr>
@@ -1188,7 +2930,7 @@
           <w:p>
             <w:pPr>
               <w:pStyle w:val="TableParagraph"/>
-              <w:spacing w:line="245" w:lineRule="exact"/>
+              <w:spacing w:after="240" w:line="245" w:lineRule="exact"/>
               <w:ind w:left="796"/>
               <w:rPr>
                 <w:spacing w:val="-2"/>
@@ -1206,258 +2948,11 @@
               </w:rPr>
               <w:t>Youth</w:t>
             </w:r>
-          </w:p>
-        </w:tc>
-      </w:tr>
-    </w:tbl>
-    <w:p>
-      <w:pPr>
-        <w:pStyle w:val="Brdtekst"/>
-        <w:rPr>
-          <w:b/>
-        </w:rPr>
-      </w:pPr>
-    </w:p>
-    <w:p>
-      <w:pPr>
-        <w:pStyle w:val="Brdtekst"/>
-        <w:spacing w:before="177"/>
-        <w:rPr>
-          <w:b/>
-        </w:rPr>
-      </w:pPr>
-    </w:p>
-    <w:p>
-      <w:pPr>
-        <w:ind w:left="140"/>
-        <w:rPr>
-          <w:b/>
-        </w:rPr>
-      </w:pPr>
-      <w:r>
-        <w:rPr>
-          <w:b/>
-          <w:spacing w:val="-2"/>
-        </w:rPr>
-        <w:t>MISCELLANEOUS</w:t>
-      </w:r>
-    </w:p>
-    <w:p>
-      <w:pPr>
-        <w:pStyle w:val="Brdtekst"/>
-        <w:spacing w:after="1"/>
-        <w:rPr>
-          <w:b/>
-          <w:sz w:val="8"/>
-        </w:rPr>
-      </w:pPr>
-    </w:p>
-    <w:tbl>
-      <w:tblPr>
-        <w:tblStyle w:val="TableNormal"/>
-        <w:tblW w:w="0" w:type="auto"/>
-        <w:tblInd w:w="149" w:type="dxa"/>
-        <w:tblLayout w:type="fixed"/>
-        <w:tblLook w:val="01E0" w:firstRow="1" w:lastRow="1" w:firstColumn="1" w:lastColumn="1" w:noHBand="0" w:noVBand="0"/>
-      </w:tblPr>
-      <w:tblGrid>
-        <w:gridCol w:w="2463"/>
-        <w:gridCol w:w="7133"/>
-      </w:tblGrid>
-      <w:tr>
-        <w:trPr>
-          <w:trHeight w:val="50"/>
-        </w:trPr>
-        <w:tc>
-          <w:tcPr>
-            <w:tcW w:w="2463" w:type="dxa"/>
-            <w:tcBorders>
-              <w:top w:val="single" w:sz="4" w:space="0" w:color="000000"/>
-            </w:tcBorders>
-          </w:tcPr>
-          <w:p>
-            <w:pPr>
-              <w:pStyle w:val="TableParagraph"/>
-              <w:spacing w:line="245" w:lineRule="exact"/>
-              <w:rPr>
-                <w:spacing w:val="-2"/>
-              </w:rPr>
-            </w:pPr>
-            <w:r>
-              <w:rPr>
-                <w:spacing w:val="-2"/>
-              </w:rPr>
-              <w:t>Languages</w:t>
-            </w:r>
-          </w:p>
-        </w:tc>
-        <w:tc>
-          <w:tcPr>
-            <w:tcW w:w="7133" w:type="dxa"/>
-            <w:tcBorders>
-              <w:top w:val="single" w:sz="4" w:space="0" w:color="000000"/>
-            </w:tcBorders>
-          </w:tcPr>
-          <w:p>
-            <w:pPr>
-              <w:pStyle w:val="TableParagraph"/>
-              <w:spacing w:line="245" w:lineRule="exact"/>
-              <w:ind w:left="198"/>
-              <w:rPr>
-                <w:spacing w:val="-2"/>
-              </w:rPr>
-            </w:pPr>
-            <w:r>
-              <w:rPr>
-                <w:spacing w:val="-2"/>
-              </w:rPr>
-              <w:t xml:space="preserve">Danish, English, </w:t>
-            </w:r>
-            <w:r>
-              <w:rPr>
-                <w:spacing w:val="-2"/>
-              </w:rPr>
-              <w:t>German</w:t>
-            </w:r>
-          </w:p>
-        </w:tc>
-      </w:tr>
-      <w:tr>
-        <w:trPr>
-          <w:trHeight w:val="199"/>
-        </w:trPr>
-        <w:tc>
-          <w:tcPr>
-            <w:tcW w:w="2463" w:type="dxa"/>
-          </w:tcPr>
-          <w:p>
-            <w:pPr>
-              <w:pStyle w:val="TableParagraph"/>
-              <w:spacing w:line="245" w:lineRule="exact"/>
-              <w:rPr>
-                <w:spacing w:val="-2"/>
-              </w:rPr>
-            </w:pPr>
-            <w:r>
-              <w:rPr>
-                <w:spacing w:val="-2"/>
-              </w:rPr>
-              <w:t xml:space="preserve">Programming </w:t>
-            </w:r>
-            <w:r>
-              <w:rPr>
-                <w:spacing w:val="-2"/>
-              </w:rPr>
-              <w:t>languages</w:t>
-            </w:r>
-          </w:p>
-        </w:tc>
-        <w:tc>
-          <w:tcPr>
-            <w:tcW w:w="7133" w:type="dxa"/>
-          </w:tcPr>
-          <w:p>
-            <w:pPr>
-              <w:pStyle w:val="TableParagraph"/>
-              <w:spacing w:line="245" w:lineRule="exact"/>
-              <w:ind w:left="198"/>
-              <w:rPr>
-                <w:spacing w:val="-2"/>
-              </w:rPr>
-            </w:pPr>
-            <w:r>
-              <w:rPr>
-                <w:spacing w:val="-2"/>
-              </w:rPr>
-              <w:t>R,</w:t>
-            </w:r>
-            <w:r>
-              <w:rPr>
-                <w:spacing w:val="-2"/>
-              </w:rPr>
-              <w:t xml:space="preserve"> </w:t>
-            </w:r>
-            <w:r>
-              <w:rPr>
-                <w:spacing w:val="-2"/>
-              </w:rPr>
-              <w:t>Python,</w:t>
-            </w:r>
-            <w:r>
-              <w:rPr>
-                <w:spacing w:val="-2"/>
-              </w:rPr>
-              <w:t xml:space="preserve"> </w:t>
-            </w:r>
-            <w:r>
-              <w:rPr>
-                <w:spacing w:val="-2"/>
-              </w:rPr>
-              <w:t>F#, C#,</w:t>
-            </w:r>
-            <w:r>
-              <w:rPr>
-                <w:spacing w:val="-2"/>
-              </w:rPr>
-              <w:t xml:space="preserve"> </w:t>
-            </w:r>
-            <w:r>
-              <w:rPr>
-                <w:spacing w:val="-2"/>
-              </w:rPr>
-              <w:t>C++, SQL</w:t>
-            </w:r>
-          </w:p>
-        </w:tc>
-      </w:tr>
-      <w:tr>
-        <w:trPr>
-          <w:trHeight w:val="323"/>
-        </w:trPr>
-        <w:tc>
-          <w:tcPr>
-            <w:tcW w:w="2463" w:type="dxa"/>
-          </w:tcPr>
-          <w:p>
-            <w:pPr>
-              <w:pStyle w:val="TableParagraph"/>
-              <w:spacing w:line="245" w:lineRule="exact"/>
-              <w:rPr>
-                <w:spacing w:val="-2"/>
-              </w:rPr>
-            </w:pPr>
-            <w:r>
-              <w:rPr>
-                <w:spacing w:val="-2"/>
-              </w:rPr>
-              <w:t>Hobbies</w:t>
-            </w:r>
-          </w:p>
-        </w:tc>
-        <w:tc>
-          <w:tcPr>
-            <w:tcW w:w="7133" w:type="dxa"/>
-          </w:tcPr>
-          <w:p>
-            <w:pPr>
-              <w:pStyle w:val="TableParagraph"/>
-              <w:spacing w:line="229" w:lineRule="exact"/>
-              <w:ind w:left="202"/>
-              <w:rPr>
-                <w:spacing w:val="-2"/>
-              </w:rPr>
-            </w:pPr>
-            <w:r>
-              <w:rPr>
-                <w:spacing w:val="-2"/>
-              </w:rPr>
-              <w:t xml:space="preserve">Mathematics, travelling, reading, board games, </w:t>
-            </w:r>
-            <w:r>
-              <w:rPr>
-                <w:spacing w:val="-2"/>
-              </w:rPr>
-              <w:t>sports</w:t>
+            <w:r>
+              <w:rPr>
+                <w:spacing w:val="-2"/>
+              </w:rPr>
+              <w:t>.</w:t>
             </w:r>
           </w:p>
         </w:tc>
@@ -1881,7 +3376,6 @@
   <w:style w:type="character" w:default="1" w:styleId="Standardskrifttypeiafsnit">
     <w:name w:val="Default Paragraph Font"/>
     <w:uiPriority w:val="1"/>
-    <w:semiHidden/>
     <w:unhideWhenUsed/>
   </w:style>
   <w:style w:type="table" w:default="1" w:styleId="Tabel-Normal">
@@ -1957,6 +3451,41 @@
       <w:spacing w:before="47"/>
       <w:ind w:left="107"/>
     </w:pPr>
+  </w:style>
+  <w:style w:type="character" w:styleId="Hyperlink">
+    <w:name w:val="Hyperlink"/>
+    <w:basedOn w:val="Standardskrifttypeiafsnit"/>
+    <w:uiPriority w:val="99"/>
+    <w:unhideWhenUsed/>
+    <w:rsid w:val="00BD22A3"/>
+    <w:rPr>
+      <w:color w:val="0000FF" w:themeColor="hyperlink"/>
+      <w:u w:val="single"/>
+    </w:rPr>
+  </w:style>
+  <w:style w:type="character" w:styleId="Ulstomtale">
+    <w:name w:val="Unresolved Mention"/>
+    <w:basedOn w:val="Standardskrifttypeiafsnit"/>
+    <w:uiPriority w:val="99"/>
+    <w:semiHidden/>
+    <w:unhideWhenUsed/>
+    <w:rsid w:val="00BD22A3"/>
+    <w:rPr>
+      <w:color w:val="605E5C"/>
+      <w:shd w:val="clear" w:color="auto" w:fill="E1DFDD"/>
+    </w:rPr>
+  </w:style>
+  <w:style w:type="character" w:styleId="BesgtLink">
+    <w:name w:val="FollowedHyperlink"/>
+    <w:basedOn w:val="Standardskrifttypeiafsnit"/>
+    <w:uiPriority w:val="99"/>
+    <w:semiHidden/>
+    <w:unhideWhenUsed/>
+    <w:rsid w:val="00BD22A3"/>
+    <w:rPr>
+      <w:color w:val="800080" w:themeColor="followedHyperlink"/>
+      <w:u w:val="single"/>
+    </w:rPr>
   </w:style>
 </w:styles>
 </file>
